--- a/Relatorio_Atualizacao_Sistema.docx
+++ b/Relatorio_Atualizacao_Sistema.docx
@@ -232,6 +232,24 @@
       </w:r>
       <w:r>
         <w:t>Os testes de banco de dados em tests/test_historico_planos_db.py foram reescritos do zero para usar tmp_path e validar o armazenamento físico de arquivos. Todos os 595 testes da suíte passam com 100% de sucesso.</w:t>
+      </w:r>
+    </w:p>
+    <w:p>
+      <w:pPr>
+        <w:pStyle w:val="Heading2"/>
+      </w:pPr>
+      <w:r>
+        <w:t>Atualização Recente - Ajuste de Limite de Caracteres e Invalidação de Cache (Versão 1.2.10)</w:t>
+      </w:r>
+    </w:p>
+    <w:p>
+      <w:r>
+        <w:t>Ajuste na instrução da IA em core/ia.py: O limite de caracteres para cada etapa metodológica gerada pela Inteligência Artificial foi reduzido de 1200 para 600 caracteres. O objetivo é evitar planos de aula excessivamente prolixos e redundantes. Essa restrição também foi reforçada na função local de pós-processamento de strings '_compactar_metodologia' (hard limit).</w:t>
+      </w:r>
+    </w:p>
+    <w:p>
+      <w:r>
+        <w:t>Incremento da Versão do Gerador: A constante VERSAO_GERADOR_ATUAL no arquivo core/revisao_final.py foi incrementada para '1.2.10'. Isso garante que o cache antigo de json mantido pelo sistema (em core/reuso_cache_plano.py) seja ignorado, forçando a IA a reprocessar as requisições respeitando as novas diretrizes limitadoras de 600 caracteres.</w:t>
       </w:r>
     </w:p>
     <w:sectPr>

--- a/Relatorio_Atualizacao_Sistema.docx
+++ b/Relatorio_Atualizacao_Sistema.docx
@@ -250,6 +250,54 @@
     <w:p>
       <w:r>
         <w:t>Incremento da Versão do Gerador: A constante VERSAO_GERADOR_ATUAL no arquivo core/revisao_final.py foi incrementada para '1.2.10'. Isso garante que o cache antigo de json mantido pelo sistema (em core/reuso_cache_plano.py) seja ignorado, forçando a IA a reprocessar as requisições respeitando as novas diretrizes limitadoras de 600 caracteres.</w:t>
+      </w:r>
+    </w:p>
+    <w:p>
+      <w:pPr>
+        <w:pStyle w:val="Heading1"/>
+      </w:pPr>
+      <w:r>
+        <w:t>Registro de Atualizações - 12/07/2026</w:t>
+      </w:r>
+    </w:p>
+    <w:p>
+      <w:pPr>
+        <w:pStyle w:val="ListBullet"/>
+      </w:pPr>
+      <w:r>
+        <w:t>Correção no layout das tabelas do template EJA (MODELOCDP), garantindo a preservação da primeira coluna (Data e Horário) ao lidar com células mescladas na extração do acompanhamento.</w:t>
+      </w:r>
+    </w:p>
+    <w:p>
+      <w:pPr>
+        <w:pStyle w:val="ListBullet"/>
+      </w:pPr>
+      <w:r>
+        <w:t>Melhoria na formatação dos rótulos de horários contendo tuplas no gerador de lote (ui/geracao_lote.py), evitando que estruturas de código apareçam na impressão do Word.</w:t>
+      </w:r>
+    </w:p>
+    <w:p>
+      <w:pPr>
+        <w:pStyle w:val="ListBullet"/>
+      </w:pPr>
+      <w:r>
+        <w:t>Nova disciplina 'Biologia-EJA' incorporada nativamente aos identificadores do core (core/disciplinas.py e aliases do core/helpers.py).</w:t>
+      </w:r>
+    </w:p>
+    <w:p>
+      <w:pPr>
+        <w:pStyle w:val="ListBullet"/>
+      </w:pPr>
+      <w:r>
+        <w:t>Ampliação do dicionário de conjugação e normalização de verbos metodológicos da Inteligência Artificial em core/metodologia_texto.py (ex: Projete, Peça, Divida, Sugira, etc.).</w:t>
+      </w:r>
+    </w:p>
+    <w:p>
+      <w:pPr>
+        <w:pStyle w:val="ListBullet"/>
+      </w:pPr>
+      <w:r>
+        <w:t>Limpeza de interface aprimorada no Histórico (ui/historico.py): planos deletados das pastas físicas ocultam-se totalmente, ao invés de constarem como 'Indisponível'.</w:t>
       </w:r>
     </w:p>
     <w:sectPr>

--- a/Relatorio_Atualizacao_Sistema.docx
+++ b/Relatorio_Atualizacao_Sistema.docx
@@ -298,6 +298,24 @@
       </w:pPr>
       <w:r>
         <w:t>Limpeza de interface aprimorada no Histórico (ui/historico.py): planos deletados das pastas físicas ocultam-se totalmente, ao invés de constarem como 'Indisponível'.</w:t>
+      </w:r>
+    </w:p>
+    <w:p>
+      <w:r>
+        <w:t>Registro de Atualizações - 13/07/2026 (Auditoria Fases 1 a 3)</w:t>
+        <w:br/>
+        <w:t>Resumo das últimas atualizações focadas na estabilidade do banco de dados, resiliência do Word e reestruturação arquitetural (Padrão Strangler Fig):</w:t>
+        <w:br/>
+        <w:t>- Refatoração do Word (Logical Grid): A gravação nas células (.docx) foi protegida contra o bug do `gridSpan` e `vMerge` (células mescladas). Isso previne a sobreposição de textos silenciosa no arquivo final gerado.</w:t>
+        <w:br/>
+        <w:t>- UUID4 no Histórico: Ao salvar no banco de dados e no disco físico, o timestamp obsoleto foi substituído por geração baseada em UUID, mitigando riscos de sobrescrita de arquivos se gerados no mesmo milissegundo.</w:t>
+        <w:br/>
+        <w:t>- Fallback Transparente de Inteligência Artificial: Se a requisição de IA (Gemini/OpenAI) retornar um Timeout ou Erro de Servidor, a rotina não fará o lote inteiro falhar. O sistema registrará o erro no log e utilizará, com transparência, o motor local de geração heurística, evitando interrupções na fila.</w:t>
+        <w:br/>
+        <w:t>- Desacoplamento Estrutural (Fase 3): A gigantesca rotina do arquivo `lote.py` começou a ser dividida em módulos dedicados (`core/application`, `core/domain`, `core/extraction`, `core/generation`).</w:t>
+        <w:br/>
+        <w:t>- Padrão Strangler Fig: Um orquestrador (`GerarPlanoService`) com injeção de contexto (`ContextBuilder`) e motor de geração (`PlanGenerator`) foi injetado em paralelo no sistema legado. Eles processam e logam a geração de planos usando as novas lógicas otimizadas sem interferir no pipeline original enquanto são validados em produção.</w:t>
+        <w:br/>
       </w:r>
     </w:p>
     <w:sectPr>

--- a/Relatorio_Atualizacao_Sistema.docx
+++ b/Relatorio_Atualizacao_Sistema.docx
@@ -4,16 +4,11 @@
   <w:body>
     <w:p>
       <w:pPr>
+        <w:pStyle w:val="Title"/>
         <w:jc w:val="center"/>
       </w:pPr>
       <w:r>
-        <w:rPr>
-          <w:rFonts w:ascii="Calibri" w:hAnsi="Calibri"/>
-          <w:b/>
-          <w:color w:val="1F4E79"/>
-          <w:sz w:val="36"/>
-        </w:rPr>
-        <w:t>Relatório de Atualização e Melhorias do Sistema PLANOS_LUAN</w:t>
+        <w:t>RELATÓRIO DE ATUALIZAÇÃO DO SISTEMA PLANOS LUAN</w:t>
       </w:r>
     </w:p>
     <w:p>
@@ -22,9 +17,10 @@
       </w:pPr>
       <w:r>
         <w:rPr>
-          <w:i/>
+          <w:b/>
+          <w:sz w:val="24"/>
         </w:rPr>
-        <w:t>Documentação técnica das últimas melhorias sistêmicas, corretivas e de usabilidade para o agente codex e desenvolvedores.</w:t>
+        <w:t>Versão do Gerador: 1.2.14 | Data: 30/08/2026</w:t>
       </w:r>
     </w:p>
     <w:p/>
@@ -33,15 +29,17 @@
         <w:pStyle w:val="Heading1"/>
       </w:pPr>
       <w:r>
-        <w:rPr>
-          <w:color w:val="1F4E79"/>
-        </w:rPr>
-        <w:t>1. Introdução e Contexto</w:t>
+        <w:t>1. VISÃO GERAL DO SISTEMA</w:t>
       </w:r>
     </w:p>
     <w:p>
       <w:r>
-        <w:t>Este documento apresenta de forma estruturada as mudanças implementadas no sistema PLANOS_LUAN com o objetivo de resolver vulnerabilidades de crescimento do banco de dados, melhorar a portabilidade do cache, enriquecer a usabilidade da interface Streamlit e conferir alta resiliência ao leitor de planilhas de Aprendizagens Essenciais (AE).</w:t>
+        <w:t>O Planos Luan é um sistema desktop de geração automatizada de planos mensais de aula em formato Word (.docx). Desenvolvido em Python com interface web via Streamlit, o sistema organiza o calendário real do professor, localiza e extrai conteúdo de PDFs pedagógicos, aplica metodologias (com ou sem Inteligência Artificial), preenche modelos de documento Word padronizados e registra todo o histórico em banco de dados SQLite.</w:t>
+      </w:r>
+    </w:p>
+    <w:p>
+      <w:r>
+        <w:t>O sistema é utilizado por professores de diversas disciplinas do Ensino Fundamental, Ensino Médio e modalidade EJA (Educação de Jovens e Adultos), e suporta mais de 25 disciplinas diferentes, incluindo modalidades especiais como CDP (Centro de Detenção Provisória) e Orientação de Estudos.</w:t>
       </w:r>
     </w:p>
     <w:p>
@@ -49,189 +47,770 @@
         <w:pStyle w:val="Heading1"/>
       </w:pPr>
       <w:r>
-        <w:rPr>
-          <w:color w:val="1F4E79"/>
-        </w:rPr>
-        <w:t>2. Mudanças Estruturais no Banco de Dados (SQLite)</w:t>
+        <w:t>2. STACK TECNOLÓGICA ATUAL</w:t>
       </w:r>
     </w:p>
-    <w:p>
-      <w:r>
-        <w:t>A tabela 'historico_planos' do banco planos_luan.db utilizava a coluna 'arquivo_docx' no tipo BLOB para armazenar o arquivo binário Word inteiro de cada plano de aula gerado. Com o volume de uso, isso causaria inchaço rápido do arquivo de banco de dados.</w:t>
-      </w:r>
-    </w:p>
-    <w:p>
-      <w:r>
-        <w:rPr>
-          <w:b/>
-        </w:rPr>
-        <w:t xml:space="preserve">• Nova pasta física: </w:t>
-      </w:r>
-      <w:r>
-        <w:t>Criada a pasta 'historico_docx/' na raiz do projeto para armazenar fisicamente os binários gerados.</w:t>
-        <w:br/>
-      </w:r>
-      <w:r>
-        <w:rPr>
-          <w:b/>
-        </w:rPr>
-        <w:t xml:space="preserve">• Migração Automática e Transacional: </w:t>
-      </w:r>
-      <w:r>
-        <w:t>Implementada em core/database.py a função '_migrar_blob_para_path'. Ao inicializar o banco de dados, se a coluna de blob for detectada, o sistema exporta de forma segura todos os binários existentes no banco para arquivos em historico_docx/, reconstrói a estrutura da tabela utilizando 'arquivo_path TEXT' e remove a coluna antiga.</w:t>
-        <w:br/>
-      </w:r>
-      <w:r>
-        <w:rPr>
-          <w:b/>
-        </w:rPr>
-        <w:t xml:space="preserve">• APIs atualizadas: </w:t>
-      </w:r>
-      <w:r>
-        <w:t>As funções 'salvar_historico_plano', 'obter_arquivo_historico', 'obter_ultimo_plano_docx' e a rotina de limpeza de limite de retenção foram integralmente modificadas para trabalhar com leitura e escrita física no disco de forma limpa.</w:t>
-      </w:r>
-    </w:p>
+    <w:tbl>
+      <w:tblPr>
+        <w:tblStyle w:val="LightGrid-Accent1"/>
+        <w:tblW w:type="auto" w:w="0"/>
+        <w:jc w:val="center"/>
+        <w:tblLook w:firstColumn="1" w:firstRow="1" w:lastColumn="0" w:lastRow="0" w:noHBand="0" w:noVBand="1" w:val="04A0"/>
+      </w:tblPr>
+      <w:tblGrid>
+        <w:gridCol w:w="2880"/>
+        <w:gridCol w:w="2880"/>
+        <w:gridCol w:w="2880"/>
+      </w:tblGrid>
+      <w:tr>
+        <w:tc>
+          <w:tcPr>
+            <w:tcW w:type="dxa" w:w="2880"/>
+          </w:tcPr>
+          <w:p>
+            <w:r>
+              <w:rPr>
+                <w:b/>
+                <w:sz w:val="20"/>
+              </w:rPr>
+              <w:t>Tecnologia</w:t>
+            </w:r>
+          </w:p>
+        </w:tc>
+        <w:tc>
+          <w:tcPr>
+            <w:tcW w:type="dxa" w:w="2880"/>
+          </w:tcPr>
+          <w:p>
+            <w:r>
+              <w:rPr>
+                <w:b/>
+                <w:sz w:val="20"/>
+              </w:rPr>
+              <w:t>Versão</w:t>
+            </w:r>
+          </w:p>
+        </w:tc>
+        <w:tc>
+          <w:tcPr>
+            <w:tcW w:type="dxa" w:w="2880"/>
+          </w:tcPr>
+          <w:p>
+            <w:r>
+              <w:rPr>
+                <w:b/>
+                <w:sz w:val="20"/>
+              </w:rPr>
+              <w:t>Função</w:t>
+            </w:r>
+          </w:p>
+        </w:tc>
+      </w:tr>
+      <w:tr>
+        <w:tc>
+          <w:tcPr>
+            <w:tcW w:type="dxa" w:w="2880"/>
+          </w:tcPr>
+          <w:p>
+            <w:r>
+              <w:rPr>
+                <w:sz w:val="20"/>
+              </w:rPr>
+              <w:t>Python</w:t>
+            </w:r>
+          </w:p>
+        </w:tc>
+        <w:tc>
+          <w:tcPr>
+            <w:tcW w:type="dxa" w:w="2880"/>
+          </w:tcPr>
+          <w:p>
+            <w:r>
+              <w:rPr>
+                <w:sz w:val="20"/>
+              </w:rPr>
+              <w:t>3.12+</w:t>
+            </w:r>
+          </w:p>
+        </w:tc>
+        <w:tc>
+          <w:tcPr>
+            <w:tcW w:type="dxa" w:w="2880"/>
+          </w:tcPr>
+          <w:p>
+            <w:r>
+              <w:rPr>
+                <w:sz w:val="20"/>
+              </w:rPr>
+              <w:t>Linguagem principal de desenvolvimento</w:t>
+            </w:r>
+          </w:p>
+        </w:tc>
+      </w:tr>
+      <w:tr>
+        <w:tc>
+          <w:tcPr>
+            <w:tcW w:type="dxa" w:w="2880"/>
+          </w:tcPr>
+          <w:p>
+            <w:r>
+              <w:rPr>
+                <w:sz w:val="20"/>
+              </w:rPr>
+              <w:t>Streamlit</w:t>
+            </w:r>
+          </w:p>
+        </w:tc>
+        <w:tc>
+          <w:tcPr>
+            <w:tcW w:type="dxa" w:w="2880"/>
+          </w:tcPr>
+          <w:p>
+            <w:r>
+              <w:rPr>
+                <w:sz w:val="20"/>
+              </w:rPr>
+              <w:t>1.58.0</w:t>
+            </w:r>
+          </w:p>
+        </w:tc>
+        <w:tc>
+          <w:tcPr>
+            <w:tcW w:type="dxa" w:w="2880"/>
+          </w:tcPr>
+          <w:p>
+            <w:r>
+              <w:rPr>
+                <w:sz w:val="20"/>
+              </w:rPr>
+              <w:t>Interface web (frontend)</w:t>
+            </w:r>
+          </w:p>
+        </w:tc>
+      </w:tr>
+      <w:tr>
+        <w:tc>
+          <w:tcPr>
+            <w:tcW w:type="dxa" w:w="2880"/>
+          </w:tcPr>
+          <w:p>
+            <w:r>
+              <w:rPr>
+                <w:sz w:val="20"/>
+              </w:rPr>
+              <w:t>python-docx</w:t>
+            </w:r>
+          </w:p>
+        </w:tc>
+        <w:tc>
+          <w:tcPr>
+            <w:tcW w:type="dxa" w:w="2880"/>
+          </w:tcPr>
+          <w:p>
+            <w:r>
+              <w:rPr>
+                <w:sz w:val="20"/>
+              </w:rPr>
+              <w:t>0.8.11</w:t>
+            </w:r>
+          </w:p>
+        </w:tc>
+        <w:tc>
+          <w:tcPr>
+            <w:tcW w:type="dxa" w:w="2880"/>
+          </w:tcPr>
+          <w:p>
+            <w:r>
+              <w:rPr>
+                <w:sz w:val="20"/>
+              </w:rPr>
+              <w:t>Geração e manipulação de documentos Word</w:t>
+            </w:r>
+          </w:p>
+        </w:tc>
+      </w:tr>
+      <w:tr>
+        <w:tc>
+          <w:tcPr>
+            <w:tcW w:type="dxa" w:w="2880"/>
+          </w:tcPr>
+          <w:p>
+            <w:r>
+              <w:rPr>
+                <w:sz w:val="20"/>
+              </w:rPr>
+              <w:t>pdfplumber</w:t>
+            </w:r>
+          </w:p>
+        </w:tc>
+        <w:tc>
+          <w:tcPr>
+            <w:tcW w:type="dxa" w:w="2880"/>
+          </w:tcPr>
+          <w:p>
+            <w:r>
+              <w:rPr>
+                <w:sz w:val="20"/>
+              </w:rPr>
+              <w:t>0.11.10</w:t>
+            </w:r>
+          </w:p>
+        </w:tc>
+        <w:tc>
+          <w:tcPr>
+            <w:tcW w:type="dxa" w:w="2880"/>
+          </w:tcPr>
+          <w:p>
+            <w:r>
+              <w:rPr>
+                <w:sz w:val="20"/>
+              </w:rPr>
+              <w:t>Extração de texto de arquivos PDF</w:t>
+            </w:r>
+          </w:p>
+        </w:tc>
+      </w:tr>
+      <w:tr>
+        <w:tc>
+          <w:tcPr>
+            <w:tcW w:type="dxa" w:w="2880"/>
+          </w:tcPr>
+          <w:p>
+            <w:r>
+              <w:rPr>
+                <w:sz w:val="20"/>
+              </w:rPr>
+              <w:t>pdfminer.six</w:t>
+            </w:r>
+          </w:p>
+        </w:tc>
+        <w:tc>
+          <w:tcPr>
+            <w:tcW w:type="dxa" w:w="2880"/>
+          </w:tcPr>
+          <w:p>
+            <w:r>
+              <w:rPr>
+                <w:sz w:val="20"/>
+              </w:rPr>
+              <w:t>20260107</w:t>
+            </w:r>
+          </w:p>
+        </w:tc>
+        <w:tc>
+          <w:tcPr>
+            <w:tcW w:type="dxa" w:w="2880"/>
+          </w:tcPr>
+          <w:p>
+            <w:r>
+              <w:rPr>
+                <w:sz w:val="20"/>
+              </w:rPr>
+              <w:t>Suporte adicional para parsing de PDFs</w:t>
+            </w:r>
+          </w:p>
+        </w:tc>
+      </w:tr>
+      <w:tr>
+        <w:tc>
+          <w:tcPr>
+            <w:tcW w:type="dxa" w:w="2880"/>
+          </w:tcPr>
+          <w:p>
+            <w:r>
+              <w:rPr>
+                <w:sz w:val="20"/>
+              </w:rPr>
+              <w:t>pdf2image</w:t>
+            </w:r>
+          </w:p>
+        </w:tc>
+        <w:tc>
+          <w:tcPr>
+            <w:tcW w:type="dxa" w:w="2880"/>
+          </w:tcPr>
+          <w:p>
+            <w:r>
+              <w:rPr>
+                <w:sz w:val="20"/>
+              </w:rPr>
+              <w:t>1.17.0</w:t>
+            </w:r>
+          </w:p>
+        </w:tc>
+        <w:tc>
+          <w:tcPr>
+            <w:tcW w:type="dxa" w:w="2880"/>
+          </w:tcPr>
+          <w:p>
+            <w:r>
+              <w:rPr>
+                <w:sz w:val="20"/>
+              </w:rPr>
+              <w:t>Conversão de PDF para imagem (OCR)</w:t>
+            </w:r>
+          </w:p>
+        </w:tc>
+      </w:tr>
+      <w:tr>
+        <w:tc>
+          <w:tcPr>
+            <w:tcW w:type="dxa" w:w="2880"/>
+          </w:tcPr>
+          <w:p>
+            <w:r>
+              <w:rPr>
+                <w:sz w:val="20"/>
+              </w:rPr>
+              <w:t>pytesseract</w:t>
+            </w:r>
+          </w:p>
+        </w:tc>
+        <w:tc>
+          <w:tcPr>
+            <w:tcW w:type="dxa" w:w="2880"/>
+          </w:tcPr>
+          <w:p>
+            <w:r>
+              <w:rPr>
+                <w:sz w:val="20"/>
+              </w:rPr>
+              <w:t>0.3.13</w:t>
+            </w:r>
+          </w:p>
+        </w:tc>
+        <w:tc>
+          <w:tcPr>
+            <w:tcW w:type="dxa" w:w="2880"/>
+          </w:tcPr>
+          <w:p>
+            <w:r>
+              <w:rPr>
+                <w:sz w:val="20"/>
+              </w:rPr>
+              <w:t>OCR — reconhecimento de texto em imagem</w:t>
+            </w:r>
+          </w:p>
+        </w:tc>
+      </w:tr>
+      <w:tr>
+        <w:tc>
+          <w:tcPr>
+            <w:tcW w:type="dxa" w:w="2880"/>
+          </w:tcPr>
+          <w:p>
+            <w:r>
+              <w:rPr>
+                <w:sz w:val="20"/>
+              </w:rPr>
+              <w:t>python-pptx</w:t>
+            </w:r>
+          </w:p>
+        </w:tc>
+        <w:tc>
+          <w:tcPr>
+            <w:tcW w:type="dxa" w:w="2880"/>
+          </w:tcPr>
+          <w:p>
+            <w:r>
+              <w:rPr>
+                <w:sz w:val="20"/>
+              </w:rPr>
+              <w:t>0.6.23</w:t>
+            </w:r>
+          </w:p>
+        </w:tc>
+        <w:tc>
+          <w:tcPr>
+            <w:tcW w:type="dxa" w:w="2880"/>
+          </w:tcPr>
+          <w:p>
+            <w:r>
+              <w:rPr>
+                <w:sz w:val="20"/>
+              </w:rPr>
+              <w:t>Extração de conteúdo de apresentações PowerPoint</w:t>
+            </w:r>
+          </w:p>
+        </w:tc>
+      </w:tr>
+      <w:tr>
+        <w:tc>
+          <w:tcPr>
+            <w:tcW w:type="dxa" w:w="2880"/>
+          </w:tcPr>
+          <w:p>
+            <w:r>
+              <w:rPr>
+                <w:sz w:val="20"/>
+              </w:rPr>
+              <w:t>openai</w:t>
+            </w:r>
+          </w:p>
+        </w:tc>
+        <w:tc>
+          <w:tcPr>
+            <w:tcW w:type="dxa" w:w="2880"/>
+          </w:tcPr>
+          <w:p>
+            <w:r>
+              <w:rPr>
+                <w:sz w:val="20"/>
+              </w:rPr>
+              <w:t>2.38.0</w:t>
+            </w:r>
+          </w:p>
+        </w:tc>
+        <w:tc>
+          <w:tcPr>
+            <w:tcW w:type="dxa" w:w="2880"/>
+          </w:tcPr>
+          <w:p>
+            <w:r>
+              <w:rPr>
+                <w:sz w:val="20"/>
+              </w:rPr>
+              <w:t>Integração com API da OpenAI (GPT-4o-mini)</w:t>
+            </w:r>
+          </w:p>
+        </w:tc>
+      </w:tr>
+      <w:tr>
+        <w:tc>
+          <w:tcPr>
+            <w:tcW w:type="dxa" w:w="2880"/>
+          </w:tcPr>
+          <w:p>
+            <w:r>
+              <w:rPr>
+                <w:sz w:val="20"/>
+              </w:rPr>
+              <w:t>google-genai</w:t>
+            </w:r>
+          </w:p>
+        </w:tc>
+        <w:tc>
+          <w:tcPr>
+            <w:tcW w:type="dxa" w:w="2880"/>
+          </w:tcPr>
+          <w:p>
+            <w:r>
+              <w:rPr>
+                <w:sz w:val="20"/>
+              </w:rPr>
+              <w:t>1.75.0</w:t>
+            </w:r>
+          </w:p>
+        </w:tc>
+        <w:tc>
+          <w:tcPr>
+            <w:tcW w:type="dxa" w:w="2880"/>
+          </w:tcPr>
+          <w:p>
+            <w:r>
+              <w:rPr>
+                <w:sz w:val="20"/>
+              </w:rPr>
+              <w:t>Integração com API do Google Gemini</w:t>
+            </w:r>
+          </w:p>
+        </w:tc>
+      </w:tr>
+      <w:tr>
+        <w:tc>
+          <w:tcPr>
+            <w:tcW w:type="dxa" w:w="2880"/>
+          </w:tcPr>
+          <w:p>
+            <w:r>
+              <w:rPr>
+                <w:sz w:val="20"/>
+              </w:rPr>
+              <w:t>SQLite</w:t>
+            </w:r>
+          </w:p>
+        </w:tc>
+        <w:tc>
+          <w:tcPr>
+            <w:tcW w:type="dxa" w:w="2880"/>
+          </w:tcPr>
+          <w:p>
+            <w:r>
+              <w:rPr>
+                <w:sz w:val="20"/>
+              </w:rPr>
+              <w:t>WAL mode</w:t>
+            </w:r>
+          </w:p>
+        </w:tc>
+        <w:tc>
+          <w:tcPr>
+            <w:tcW w:type="dxa" w:w="2880"/>
+          </w:tcPr>
+          <w:p>
+            <w:r>
+              <w:rPr>
+                <w:sz w:val="20"/>
+              </w:rPr>
+              <w:t>Banco de dados local (cadastros, histórico)</w:t>
+            </w:r>
+          </w:p>
+        </w:tc>
+      </w:tr>
+      <w:tr>
+        <w:tc>
+          <w:tcPr>
+            <w:tcW w:type="dxa" w:w="2880"/>
+          </w:tcPr>
+          <w:p>
+            <w:r>
+              <w:rPr>
+                <w:sz w:val="20"/>
+              </w:rPr>
+              <w:t>rapidfuzz</w:t>
+            </w:r>
+          </w:p>
+        </w:tc>
+        <w:tc>
+          <w:tcPr>
+            <w:tcW w:type="dxa" w:w="2880"/>
+          </w:tcPr>
+          <w:p>
+            <w:r>
+              <w:rPr>
+                <w:sz w:val="20"/>
+              </w:rPr>
+              <w:t>3.14.5</w:t>
+            </w:r>
+          </w:p>
+        </w:tc>
+        <w:tc>
+          <w:tcPr>
+            <w:tcW w:type="dxa" w:w="2880"/>
+          </w:tcPr>
+          <w:p>
+            <w:r>
+              <w:rPr>
+                <w:sz w:val="20"/>
+              </w:rPr>
+              <w:t>Matching fuzzy para aderência de palavras-chave</w:t>
+            </w:r>
+          </w:p>
+        </w:tc>
+      </w:tr>
+      <w:tr>
+        <w:tc>
+          <w:tcPr>
+            <w:tcW w:type="dxa" w:w="2880"/>
+          </w:tcPr>
+          <w:p>
+            <w:r>
+              <w:rPr>
+                <w:sz w:val="20"/>
+              </w:rPr>
+              <w:t>pandas</w:t>
+            </w:r>
+          </w:p>
+        </w:tc>
+        <w:tc>
+          <w:tcPr>
+            <w:tcW w:type="dxa" w:w="2880"/>
+          </w:tcPr>
+          <w:p>
+            <w:r>
+              <w:rPr>
+                <w:sz w:val="20"/>
+              </w:rPr>
+              <w:t>2.1.4</w:t>
+            </w:r>
+          </w:p>
+        </w:tc>
+        <w:tc>
+          <w:tcPr>
+            <w:tcW w:type="dxa" w:w="2880"/>
+          </w:tcPr>
+          <w:p>
+            <w:r>
+              <w:rPr>
+                <w:sz w:val="20"/>
+              </w:rPr>
+              <w:t>Manipulação de planilhas e dados tabulares</w:t>
+            </w:r>
+          </w:p>
+        </w:tc>
+      </w:tr>
+      <w:tr>
+        <w:tc>
+          <w:tcPr>
+            <w:tcW w:type="dxa" w:w="2880"/>
+          </w:tcPr>
+          <w:p>
+            <w:r>
+              <w:rPr>
+                <w:sz w:val="20"/>
+              </w:rPr>
+              <w:t>pytest</w:t>
+            </w:r>
+          </w:p>
+        </w:tc>
+        <w:tc>
+          <w:tcPr>
+            <w:tcW w:type="dxa" w:w="2880"/>
+          </w:tcPr>
+          <w:p>
+            <w:r>
+              <w:rPr>
+                <w:sz w:val="20"/>
+              </w:rPr>
+              <w:t>9.0.3</w:t>
+            </w:r>
+          </w:p>
+        </w:tc>
+        <w:tc>
+          <w:tcPr>
+            <w:tcW w:type="dxa" w:w="2880"/>
+          </w:tcPr>
+          <w:p>
+            <w:r>
+              <w:rPr>
+                <w:sz w:val="20"/>
+              </w:rPr>
+              <w:t>Framework de testes automatizados</w:t>
+            </w:r>
+          </w:p>
+        </w:tc>
+      </w:tr>
+      <w:tr>
+        <w:tc>
+          <w:tcPr>
+            <w:tcW w:type="dxa" w:w="2880"/>
+          </w:tcPr>
+          <w:p>
+            <w:r>
+              <w:rPr>
+                <w:sz w:val="20"/>
+              </w:rPr>
+              <w:t>openpyxl</w:t>
+            </w:r>
+          </w:p>
+        </w:tc>
+        <w:tc>
+          <w:tcPr>
+            <w:tcW w:type="dxa" w:w="2880"/>
+          </w:tcPr>
+          <w:p>
+            <w:r>
+              <w:rPr>
+                <w:sz w:val="20"/>
+              </w:rPr>
+              <w:t>3.1.5</w:t>
+            </w:r>
+          </w:p>
+        </w:tc>
+        <w:tc>
+          <w:tcPr>
+            <w:tcW w:type="dxa" w:w="2880"/>
+          </w:tcPr>
+          <w:p>
+            <w:r>
+              <w:rPr>
+                <w:sz w:val="20"/>
+              </w:rPr>
+              <w:t>Leitura de planilhas Excel (.xlsx)</w:t>
+            </w:r>
+          </w:p>
+        </w:tc>
+      </w:tr>
+      <w:tr>
+        <w:tc>
+          <w:tcPr>
+            <w:tcW w:type="dxa" w:w="2880"/>
+          </w:tcPr>
+          <w:p>
+            <w:r>
+              <w:rPr>
+                <w:sz w:val="20"/>
+              </w:rPr>
+              <w:t>pdf2docx</w:t>
+            </w:r>
+          </w:p>
+        </w:tc>
+        <w:tc>
+          <w:tcPr>
+            <w:tcW w:type="dxa" w:w="2880"/>
+          </w:tcPr>
+          <w:p>
+            <w:r>
+              <w:rPr>
+                <w:sz w:val="20"/>
+              </w:rPr>
+              <w:t>0.5.13</w:t>
+            </w:r>
+          </w:p>
+        </w:tc>
+        <w:tc>
+          <w:tcPr>
+            <w:tcW w:type="dxa" w:w="2880"/>
+          </w:tcPr>
+          <w:p>
+            <w:r>
+              <w:rPr>
+                <w:sz w:val="20"/>
+              </w:rPr>
+              <w:t>Conversão alternativa PDF→DOCX (desabilitada por padrão)</w:t>
+            </w:r>
+          </w:p>
+        </w:tc>
+      </w:tr>
+      <w:tr>
+        <w:tc>
+          <w:tcPr>
+            <w:tcW w:type="dxa" w:w="2880"/>
+          </w:tcPr>
+          <w:p>
+            <w:r>
+              <w:rPr>
+                <w:sz w:val="20"/>
+              </w:rPr>
+              <w:t>tenacity</w:t>
+            </w:r>
+          </w:p>
+        </w:tc>
+        <w:tc>
+          <w:tcPr>
+            <w:tcW w:type="dxa" w:w="2880"/>
+          </w:tcPr>
+          <w:p>
+            <w:r>
+              <w:rPr>
+                <w:sz w:val="20"/>
+              </w:rPr>
+              <w:t>9.1.4</w:t>
+            </w:r>
+          </w:p>
+        </w:tc>
+        <w:tc>
+          <w:tcPr>
+            <w:tcW w:type="dxa" w:w="2880"/>
+          </w:tcPr>
+          <w:p>
+            <w:r>
+              <w:rPr>
+                <w:sz w:val="20"/>
+              </w:rPr>
+              <w:t>Retry automático em chamadas de API</w:t>
+            </w:r>
+          </w:p>
+        </w:tc>
+      </w:tr>
+    </w:tbl>
+    <w:p/>
     <w:p>
       <w:pPr>
         <w:pStyle w:val="Heading1"/>
       </w:pPr>
       <w:r>
-        <w:rPr>
-          <w:color w:val="1F4E79"/>
-        </w:rPr>
-        <w:t>3. Portabilidade do Cache de IA</w:t>
-      </w:r>
-    </w:p>
-    <w:p>
-      <w:r>
-        <w:t>O cache de geração em lote guardava caminhos absolutos do sistema do usuário (como 'D:\PDF novos\...'). Caso o projeto ou a base fossem alterados de máquina, o hash de cache falharia em casar por conta do prefixo do caminho.</w:t>
-      </w:r>
-    </w:p>
-    <w:p>
-      <w:r>
-        <w:rPr>
-          <w:b/>
-        </w:rPr>
-        <w:t xml:space="preserve">• Normalização Relativa: </w:t>
-      </w:r>
-      <w:r>
-        <w:t>Implementada em core/revisao_final.py a função '_normalizar_caminho_relativo'. Ela mapeia todos os caminhos para uma estrutura de caminho relativo ao 'BASE_DIR', garantindo portabilidade total do cache.</w:t>
-      </w:r>
-    </w:p>
-    <w:p>
-      <w:pPr>
-        <w:pStyle w:val="Heading1"/>
-      </w:pPr>
-      <w:r>
-        <w:rPr>
-          <w:color w:val="1F4E79"/>
-        </w:rPr>
-        <w:t>4. Usabilidade e Alertas Visuais no Streamlit</w:t>
-      </w:r>
-    </w:p>
-    <w:p>
-      <w:r>
-        <w:t>Melhoramos o fluxo de interação com o usuário na tela principal do Streamlit (planos_luan_app.py) para que erros pedagógicos e flags de baixo score sejam facilmente visualizados e corrigidos.</w:t>
-      </w:r>
-    </w:p>
-    <w:p>
-      <w:r>
-        <w:rPr>
-          <w:b/>
-        </w:rPr>
-        <w:t xml:space="preserve">• Badges de Qualidade (🟢, 🟡, 🔴): </w:t>
-      </w:r>
-      <w:r>
-        <w:t>No cabeçalho do expander de cada aula, é exibido um emoji de status de acordo com o Score de Confiança. Scores &gt;= 80 recebem o badge verde 🟢 (Excelente), scores de 60 a 79 recebem amarelo 🟡 (Ajustes recomendados) e scores abaixo de 60 ganham badge vermelho destacado 🔴 (Qualidade Crítica).</w:t>
-        <w:br/>
-      </w:r>
-      <w:r>
-        <w:rPr>
-          <w:b/>
-        </w:rPr>
-        <w:t xml:space="preserve">• Salvamento Local Automático: </w:t>
-      </w:r>
-      <w:r>
-        <w:t>Ao gerar os planos pelo painel, os arquivos finais .docx são gravados diretamente e de forma transparente no diretório físico 'D:\PLANOS-FINALIZADOS' (ou fallback em planos_finalizados/).</w:t>
-        <w:br/>
-      </w:r>
-      <w:r>
-        <w:rPr>
-          <w:b/>
-        </w:rPr>
-        <w:t xml:space="preserve">• Sincronização pós-edições: </w:t>
-      </w:r>
-      <w:r>
-        <w:t>Caso o usuário faça qualquer edição nas caixas de texto na tela após gerar os arquivos, a interface detecta instantaneamente a alteração e exibe o botão '🔄 ATUALIZAR ARQUIVOS DOCX COM AS CORREÇÕES DA TELA'. Ao clicar, o sistema regenera os bytes dos arquivos, atualiza os downloads do painel, o histórico físico e as gravações no disco local.</w:t>
-      </w:r>
-    </w:p>
-    <w:p>
-      <w:pPr>
-        <w:pStyle w:val="Heading1"/>
-      </w:pPr>
-      <w:r>
-        <w:rPr>
-          <w:color w:val="1F4E79"/>
-        </w:rPr>
-        <w:t>5. Tolerância a Desalinhamento em Planilhas de Guia Priorizado</w:t>
-      </w:r>
-    </w:p>
-    <w:p>
-      <w:r>
-        <w:t>Identificamos que planilhas de guia priorizado do usuário (como GUIA_9_ANO_3_BIMESTRE.xlsx) podem conter desalinhamentos nas colunas por conta de formatações ou células vazias (por exemplo, os códigos de AE caindo nas colunas Extra_8 e Extra_9).</w:t>
-      </w:r>
-    </w:p>
-    <w:p>
-      <w:r>
-        <w:rPr>
-          <w:b/>
-        </w:rPr>
-        <w:t xml:space="preserve">• Scanner de Conteúdo Celular (Regex): </w:t>
-      </w:r>
-      <w:r>
-        <w:t>No módulo core/ae_priorizado.py, as funções de carregamento 'carregar_base_ae_planilha' e 'carregar_base_habilidades_planilha' foram equipadas com um varredor por linha. Se a célula sob o cabeçalho mapeado vier nula (NaN) ou deslocada, o sistema percorre todas as outras colunas aplicando expressões regulares para extrair o código de AE (ex: 'AE10') e o código de habilidade (ex: 'EF09HI19') corretos, recuperando 100% de correspondência das aulas.</w:t>
-      </w:r>
-    </w:p>
-    <w:p>
-      <w:pPr>
-        <w:pStyle w:val="Heading1"/>
-      </w:pPr>
-      <w:r>
-        <w:rPr>
-          <w:color w:val="1F4E79"/>
-        </w:rPr>
-        <w:t>6. Qualidade Pedagógica e Resiliência contra Falsos Alertas</w:t>
-      </w:r>
-    </w:p>
-    <w:p>
-      <w:r>
-        <w:rPr>
-          <w:b/>
-        </w:rPr>
-        <w:t xml:space="preserve">• Tolerância Ortográfica e Flexionamento: </w:t>
-      </w:r>
-      <w:r>
-        <w:t>A função de aderência ao PDF em core/validador_plano.py agora compara as palavras por prefixos/radicais comuns de no mínimo 4 letras. Isso evita que pluralizações ou flexões verbais do português sejam consideradas conceitos estranhos/alucinações.</w:t>
-        <w:br/>
-      </w:r>
-      <w:r>
-        <w:rPr>
-          <w:b/>
-        </w:rPr>
-        <w:t xml:space="preserve">• Ignorar Textos de Teste/Mocks Curtos: </w:t>
-      </w:r>
-      <w:r>
-        <w:t>Se o texto extraído do PDF tiver menos de 300 caracteres, a checagem de aderência é desabilitada com score 100%. Isso impede falsos negativos em simulações e testes unitários.</w:t>
-        <w:br/>
-      </w:r>
-      <w:r>
-        <w:rPr>
-          <w:b/>
-        </w:rPr>
-        <w:t xml:space="preserve">• Correção de Testes de Regressão: </w:t>
-      </w:r>
-      <w:r>
-        <w:t>Os testes de banco de dados em tests/test_historico_planos_db.py foram reescritos do zero para usar tmp_path e validar o armazenamento físico de arquivos. Todos os 595 testes da suíte passam com 100% de sucesso.</w:t>
+        <w:t>3. ARQUITETURA DO SISTEMA</w:t>
       </w:r>
     </w:p>
     <w:p>
@@ -239,25 +818,2588 @@
         <w:pStyle w:val="Heading2"/>
       </w:pPr>
       <w:r>
-        <w:t>Atualização Recente - Ajuste de Limite de Caracteres e Invalidação de Cache (Versão 1.2.10)</w:t>
+        <w:t>3.1 Estrutura de Pastas</w:t>
+      </w:r>
+    </w:p>
+    <w:p>
+      <w:pPr>
+        <w:ind w:left="567"/>
+      </w:pPr>
+      <w:r>
+        <w:rPr>
+          <w:rFonts w:ascii="Consolas" w:hAnsi="Consolas"/>
+          <w:color w:val="1E1E1E"/>
+          <w:sz w:val="18"/>
+        </w:rPr>
+        <w:t>C:\Users\LuanDias\PLANOS_LUAN\              ← Raiz do sistema (código fonte)</w:t>
+        <w:br/>
+        <w:t>├── planos_luan_app.py                         ← Interface principal Streamlit (~170KB)</w:t>
+        <w:br/>
+        <w:t>├── config.py                                  ← Configurações e caminhos centrais</w:t>
+        <w:br/>
+        <w:t>├── core/                                      ← Backend (69 arquivos Python)</w:t>
+        <w:br/>
+        <w:t>│   ├── lote.py                               ← Orquestrador principal (~141KB)</w:t>
+        <w:br/>
+        <w:t>│   ├── resultados_aula.py                    ← Montagem de cada aula (~58KB)</w:t>
+        <w:br/>
+        <w:t>│   ├── ia.py                                 ← Integração com IA (~55KB)</w:t>
+        <w:br/>
+        <w:t>│   ├── database.py                           ← Banco de dados SQLite (~85KB)</w:t>
+        <w:br/>
+        <w:t>│   ├── models.py                             ← Modelos Pydantic (~16KB)</w:t>
+        <w:br/>
+        <w:t>│   ├── revisao_final.py                      ← Revisão com confidence score (~14KB)</w:t>
+        <w:br/>
+        <w:t>│   ├── validador_plano.py                    ← Validação de qualidade (~28KB)</w:t>
+        <w:br/>
+        <w:t>│   ├── helpers.py                            ← Resolução de pastas/aliases (~26KB)</w:t>
+        <w:br/>
+        <w:t>│   ├── qualidade_metodologica.py             ← Sanitização e limites (~60KB)</w:t>
+        <w:br/>
+        <w:t>│   ├── seletor_referencias.py                ← Busca de referências DOCX (~15KB)</w:t>
+        <w:br/>
+        <w:t>│   ├── contexto_aula_pdf.py                  ← Preparação de contexto (~17KB)</w:t>
+        <w:br/>
+        <w:t>│   ├── calendario.py                         ← Calendário escolar (~4KB)</w:t>
+        <w:br/>
+        <w:t>│   ├── disciplinas.py                        ← Catálogo de disciplinas (~4KB)</w:t>
+        <w:br/>
+        <w:t>│   ├── orientacao_estudos_metodologia.py     ← Motor O.E. (~56KB)</w:t>
+        <w:br/>
+        <w:t>│   ├── redacao_leitura_metodologia.py        ← Motor Redação/Leitura (~24KB)</w:t>
+        <w:br/>
+        <w:t>│   ├── gestao_aulas.py                       ← Detecção de última aula (~6KB)</w:t>
+        <w:br/>
+        <w:t>│   ├── extracao_palavras_chave_pdf.py        ← Palavras-chave do PDF (~30KB)</w:t>
+        <w:br/>
+        <w:t>│   └── lib/                                  ← Biblioteca de componentes (24 arquivos)</w:t>
+        <w:br/>
+        <w:t>│       ├── extrator_pdf.py                   ← Extração de texto de PDFs (~28KB)</w:t>
+        <w:br/>
+        <w:t>│       ├── classificador.py                  ← 18+ perfis disciplinares (~55KB)</w:t>
+        <w:br/>
+        <w:t>│       ├── metodologia.py                    ← Motor de metodologia local (~111KB)</w:t>
+        <w:br/>
+        <w:t>│       ├── acompanhamento.py                 ← Geração acompanhamento (~32KB)</w:t>
+        <w:br/>
+        <w:t>│       ├── acessibilidade.py                 ← Geração acessibilidade (~24KB)</w:t>
+        <w:br/>
+        <w:t>│       ├── higienizador_pedagogico.py        ← Limpeza de texto (~50KB)</w:t>
+        <w:br/>
+        <w:t>│       ├── tecnicas.py                       ← Banco de técnicas LEMOV (~11KB)</w:t>
+        <w:br/>
+        <w:t>│       ├── progressao.py                     ← Variação determinística (~10KB)</w:t>
+        <w:br/>
+        <w:t>│       ├── gerador_colunas_pedagogicas.py    ← Geração integrada de colunas (~34KB)</w:t>
+        <w:br/>
+        <w:t>│       └── extrator_pptx.py                  ← Extração de PPTX (~13KB)</w:t>
+        <w:br/>
+        <w:t>├── docx_generator/                            ← Geração de documentos Word</w:t>
+        <w:br/>
+        <w:t>│   ├── preencher.py                          ← Preenchimento de template (~47KB)</w:t>
+        <w:br/>
+        <w:t>│   └── preencher_cdp.py                      ← Preenchimento CDP/EJA (~13KB)</w:t>
+        <w:br/>
+        <w:t>├── ui/                                        ← Componentes de interface (10 arquivos)</w:t>
+        <w:br/>
+        <w:t>│   ├── shared.py                             ← Funções compartilhadas (~37KB)</w:t>
+        <w:br/>
+        <w:t>│   ├── cadastro.py                           ← Tela de cadastro (~33KB)</w:t>
+        <w:br/>
+        <w:t>│   ├── geracao_lote.py                       ← Geração em lote (~17KB)</w:t>
+        <w:br/>
+        <w:t>│   ├── historico.py                          ← Tela de histórico (~8KB)</w:t>
+        <w:br/>
+        <w:t>│   └── diagnostico.py                        ← Tela de diagnóstico (~4KB)</w:t>
+        <w:br/>
+        <w:t>├── templates/                                 ← Modelos Word (MODELOEGLE, MODELOPADRE)</w:t>
+        <w:br/>
+        <w:t>├── tests/                                     ← Suíte de testes automatizados</w:t>
+        <w:br/>
+        <w:t>└── .venv/                                     ← Ambiente virtual Python</w:t>
+        <w:br/>
+        <w:br/>
+        <w:t>C:\Users\LuanDias\PLANOS_LUAN_DADOS\          ← Dados pedagógicos (fora do Git)</w:t>
+        <w:br/>
+        <w:t>├── PDF_AULAS/                                ← PDFs organizados por disciplina</w:t>
+        <w:br/>
+        <w:t>├── Planos feitos/                            ← Planos Word gerados</w:t>
+        <w:br/>
+        <w:t>├── historico_docx/                           ← Histórico de documentos</w:t>
+        <w:br/>
+        <w:t>└── planos_luan.db                            ← Banco de dados SQLite</w:t>
+      </w:r>
+    </w:p>
+    <w:p/>
+    <w:p>
+      <w:pPr>
+        <w:pStyle w:val="Heading2"/>
+      </w:pPr>
+      <w:r>
+        <w:t>3.2 Fluxo Principal de Geração (Pipeline)</w:t>
       </w:r>
     </w:p>
     <w:p>
       <w:r>
-        <w:t>Ajuste na instrução da IA em core/ia.py: O limite de caracteres para cada etapa metodológica gerada pela Inteligência Artificial foi reduzido de 1200 para 600 caracteres. O objetivo é evitar planos de aula excessivamente prolixos e redundantes. Essa restrição também foi reforçada na função local de pós-processamento de strings '_compactar_metodologia' (hard limit).</w:t>
+        <w:t>O pipeline de geração de um plano de aula segue esta sequência de etapas:</w:t>
       </w:r>
     </w:p>
     <w:p>
+      <w:pPr>
+        <w:ind w:left="567"/>
+      </w:pPr>
       <w:r>
-        <w:t>Incremento da Versão do Gerador: A constante VERSAO_GERADOR_ATUAL no arquivo core/revisao_final.py foi incrementada para '1.2.10'. Isso garante que o cache antigo de json mantido pelo sistema (em core/reuso_cache_plano.py) seja ignorado, forçando a IA a reprocessar as requisições respeitando as novas diretrizes limitadoras de 600 caracteres.</w:t>
+        <w:rPr>
+          <w:rFonts w:ascii="Consolas" w:hAnsi="Consolas"/>
+          <w:color w:val="1E1E1E"/>
+          <w:sz w:val="18"/>
+        </w:rPr>
+        <w:t>┌─────────────────────────────────────────────────────────────┐</w:t>
+        <w:br/>
+        <w:t>│ 1. ENTRADA: Upload de PDFs ou localização automática       │</w:t>
+        <w:br/>
+        <w:t>│    (planos_luan_app.py → ui/shared.py)                     │</w:t>
+        <w:br/>
+        <w:t>├─────────────────────────────────────────────────────────────┤</w:t>
+        <w:br/>
+        <w:t>│ 2. EXTRAÇÃO DE CONTEÚDO:                                   │</w:t>
+        <w:br/>
+        <w:t>│    core/lib/extrator_pdf.py → Texto bruto do PDF           │</w:t>
+        <w:br/>
+        <w:t>│    core/contexto_aula_pdf.py → Contexto estruturado        │</w:t>
+        <w:br/>
+        <w:t>│    core/extracao_palavras_chave_pdf.py → Palavras-chave    │</w:t>
+        <w:br/>
+        <w:t>├─────────────────────────────────────────────────────────────┤</w:t>
+        <w:br/>
+        <w:t>│ 3. CLASSIFICAÇÃO:                                          │</w:t>
+        <w:br/>
+        <w:t>│    core/lib/classificador.py → Perfil disciplinar          │</w:t>
+        <w:br/>
+        <w:t>│    core/lib/classificador.py → Tipo de aula                │</w:t>
+        <w:br/>
+        <w:t>│    core/lib/classificador.py → Recursos pedagógicos        │</w:t>
+        <w:br/>
+        <w:t>├─────────────────────────────────────────────────────────────┤</w:t>
+        <w:br/>
+        <w:t>│ 4. GERAÇÃO DE METODOLOGIA:                                 │</w:t>
+        <w:br/>
+        <w:t>│    Opção A: core/lib/metodologia.py (sem IA, local)        │</w:t>
+        <w:br/>
+        <w:t>│    Opção B: core/ia.py (via OpenAI ou Gemini)              │</w:t>
+        <w:br/>
+        <w:t>│    + core/seletor_referencias.py → DOCX de referência      │</w:t>
+        <w:br/>
+        <w:t>├─────────────────────────────────────────────────────────────┤</w:t>
+        <w:br/>
+        <w:t>│ 5. ENRIQUECIMENTO PEDAGÓGICO:                              │</w:t>
+        <w:br/>
+        <w:t>│    core/lib/acompanhamento.py → 3 itens                    │</w:t>
+        <w:br/>
+        <w:t>│    core/lib/acessibilidade.py → 3 itens                    │</w:t>
+        <w:br/>
+        <w:t>│    core/lib/higienizador_pedagogico.py → Limpeza           │</w:t>
+        <w:br/>
+        <w:t>│    core/qualidade_metodologica.py → Limites e sanitização  │</w:t>
+        <w:br/>
+        <w:t>├─────────────────────────────────────────────────────────────┤</w:t>
+        <w:br/>
+        <w:t>│ 6. REVISÃO E VALIDAÇÃO:                                    │</w:t>
+        <w:br/>
+        <w:t>│    core/revisao_final.py → Confidence score (mínimo 70)    │</w:t>
+        <w:br/>
+        <w:t>│    core/validador_plano.py → Regras de formato             │</w:t>
+        <w:br/>
+        <w:t>├─────────────────────────────────────────────────────────────┤</w:t>
+        <w:br/>
+        <w:t>│ 7. GERAÇÃO DO DOCUMENTO WORD:                              │</w:t>
+        <w:br/>
+        <w:t>│    docx_generator/preencher.py → Template regular          │</w:t>
+        <w:br/>
+        <w:t>│    docx_generator/preencher_cdp.py → Template CDP/EJA      │</w:t>
+        <w:br/>
+        <w:t>├─────────────────────────────────────────────────────────────┤</w:t>
+        <w:br/>
+        <w:t>│ 8. SALVAMENTO:                                             │</w:t>
+        <w:br/>
+        <w:t>│    core/database.py → Histórico no SQLite                  │</w:t>
+        <w:br/>
+        <w:t>│    Arquivo .docx → Pasta de planos finalizados             │</w:t>
+        <w:br/>
+        <w:t>└─────────────────────────────────────────────────────────────┘</w:t>
       </w:r>
     </w:p>
+    <w:p/>
     <w:p>
       <w:pPr>
         <w:pStyle w:val="Heading1"/>
       </w:pPr>
       <w:r>
-        <w:t>Registro de Atualizações - 12/07/2026</w:t>
+        <w:t>4. DISCIPLINAS SUPORTADAS</w:t>
+      </w:r>
+    </w:p>
+    <w:tbl>
+      <w:tblPr>
+        <w:tblStyle w:val="LightGrid-Accent1"/>
+        <w:tblW w:type="auto" w:w="0"/>
+        <w:jc w:val="center"/>
+        <w:tblLook w:firstColumn="1" w:firstRow="1" w:lastColumn="0" w:lastRow="0" w:noHBand="0" w:noVBand="1" w:val="04A0"/>
+      </w:tblPr>
+      <w:tblGrid>
+        <w:gridCol w:w="2880"/>
+        <w:gridCol w:w="2880"/>
+        <w:gridCol w:w="2880"/>
+      </w:tblGrid>
+      <w:tr>
+        <w:tc>
+          <w:tcPr>
+            <w:tcW w:type="dxa" w:w="2880"/>
+          </w:tcPr>
+          <w:p>
+            <w:r>
+              <w:rPr>
+                <w:b/>
+                <w:sz w:val="20"/>
+              </w:rPr>
+              <w:t>Disciplina</w:t>
+            </w:r>
+          </w:p>
+        </w:tc>
+        <w:tc>
+          <w:tcPr>
+            <w:tcW w:type="dxa" w:w="2880"/>
+          </w:tcPr>
+          <w:p>
+            <w:r>
+              <w:rPr>
+                <w:b/>
+                <w:sz w:val="20"/>
+              </w:rPr>
+              <w:t>Modalidades</w:t>
+            </w:r>
+          </w:p>
+        </w:tc>
+        <w:tc>
+          <w:tcPr>
+            <w:tcW w:type="dxa" w:w="2880"/>
+          </w:tcPr>
+          <w:p>
+            <w:r>
+              <w:rPr>
+                <w:b/>
+                <w:sz w:val="20"/>
+              </w:rPr>
+              <w:t>Modo</w:t>
+            </w:r>
+          </w:p>
+        </w:tc>
+      </w:tr>
+      <w:tr>
+        <w:tc>
+          <w:tcPr>
+            <w:tcW w:type="dxa" w:w="2880"/>
+          </w:tcPr>
+          <w:p>
+            <w:r>
+              <w:rPr>
+                <w:sz w:val="20"/>
+              </w:rPr>
+              <w:t>Arte</w:t>
+            </w:r>
+          </w:p>
+        </w:tc>
+        <w:tc>
+          <w:tcPr>
+            <w:tcW w:type="dxa" w:w="2880"/>
+          </w:tcPr>
+          <w:p>
+            <w:r>
+              <w:rPr>
+                <w:sz w:val="20"/>
+              </w:rPr>
+              <w:t>Regular</w:t>
+            </w:r>
+          </w:p>
+        </w:tc>
+        <w:tc>
+          <w:tcPr>
+            <w:tcW w:type="dxa" w:w="2880"/>
+          </w:tcPr>
+          <w:p>
+            <w:r>
+              <w:rPr>
+                <w:sz w:val="20"/>
+              </w:rPr>
+              <w:t>PDF</w:t>
+            </w:r>
+          </w:p>
+        </w:tc>
+      </w:tr>
+      <w:tr>
+        <w:tc>
+          <w:tcPr>
+            <w:tcW w:type="dxa" w:w="2880"/>
+          </w:tcPr>
+          <w:p>
+            <w:r>
+              <w:rPr>
+                <w:sz w:val="20"/>
+              </w:rPr>
+              <w:t>Arte e Mídias Digitais</w:t>
+            </w:r>
+          </w:p>
+        </w:tc>
+        <w:tc>
+          <w:tcPr>
+            <w:tcW w:type="dxa" w:w="2880"/>
+          </w:tcPr>
+          <w:p>
+            <w:r>
+              <w:rPr>
+                <w:sz w:val="20"/>
+              </w:rPr>
+              <w:t>Regular</w:t>
+            </w:r>
+          </w:p>
+        </w:tc>
+        <w:tc>
+          <w:tcPr>
+            <w:tcW w:type="dxa" w:w="2880"/>
+          </w:tcPr>
+          <w:p>
+            <w:r>
+              <w:rPr>
+                <w:sz w:val="20"/>
+              </w:rPr>
+              <w:t>PDF</w:t>
+            </w:r>
+          </w:p>
+        </w:tc>
+      </w:tr>
+      <w:tr>
+        <w:tc>
+          <w:tcPr>
+            <w:tcW w:type="dxa" w:w="2880"/>
+          </w:tcPr>
+          <w:p>
+            <w:r>
+              <w:rPr>
+                <w:sz w:val="20"/>
+              </w:rPr>
+              <w:t>Biologia</w:t>
+            </w:r>
+          </w:p>
+        </w:tc>
+        <w:tc>
+          <w:tcPr>
+            <w:tcW w:type="dxa" w:w="2880"/>
+          </w:tcPr>
+          <w:p>
+            <w:r>
+              <w:rPr>
+                <w:sz w:val="20"/>
+              </w:rPr>
+              <w:t>Regular, EJA</w:t>
+            </w:r>
+          </w:p>
+        </w:tc>
+        <w:tc>
+          <w:tcPr>
+            <w:tcW w:type="dxa" w:w="2880"/>
+          </w:tcPr>
+          <w:p>
+            <w:r>
+              <w:rPr>
+                <w:sz w:val="20"/>
+              </w:rPr>
+              <w:t>PDF</w:t>
+            </w:r>
+          </w:p>
+        </w:tc>
+      </w:tr>
+      <w:tr>
+        <w:tc>
+          <w:tcPr>
+            <w:tcW w:type="dxa" w:w="2880"/>
+          </w:tcPr>
+          <w:p>
+            <w:r>
+              <w:rPr>
+                <w:sz w:val="20"/>
+              </w:rPr>
+              <w:t>Aprofundamento em Biologia</w:t>
+            </w:r>
+          </w:p>
+        </w:tc>
+        <w:tc>
+          <w:tcPr>
+            <w:tcW w:type="dxa" w:w="2880"/>
+          </w:tcPr>
+          <w:p>
+            <w:r>
+              <w:rPr>
+                <w:sz w:val="20"/>
+              </w:rPr>
+              <w:t>Regular</w:t>
+            </w:r>
+          </w:p>
+        </w:tc>
+        <w:tc>
+          <w:tcPr>
+            <w:tcW w:type="dxa" w:w="2880"/>
+          </w:tcPr>
+          <w:p>
+            <w:r>
+              <w:rPr>
+                <w:sz w:val="20"/>
+              </w:rPr>
+              <w:t>PDF</w:t>
+            </w:r>
+          </w:p>
+        </w:tc>
+      </w:tr>
+      <w:tr>
+        <w:tc>
+          <w:tcPr>
+            <w:tcW w:type="dxa" w:w="2880"/>
+          </w:tcPr>
+          <w:p>
+            <w:r>
+              <w:rPr>
+                <w:sz w:val="20"/>
+              </w:rPr>
+              <w:t>Ciências</w:t>
+            </w:r>
+          </w:p>
+        </w:tc>
+        <w:tc>
+          <w:tcPr>
+            <w:tcW w:type="dxa" w:w="2880"/>
+          </w:tcPr>
+          <w:p>
+            <w:r>
+              <w:rPr>
+                <w:sz w:val="20"/>
+              </w:rPr>
+              <w:t>Regular</w:t>
+            </w:r>
+          </w:p>
+        </w:tc>
+        <w:tc>
+          <w:tcPr>
+            <w:tcW w:type="dxa" w:w="2880"/>
+          </w:tcPr>
+          <w:p>
+            <w:r>
+              <w:rPr>
+                <w:sz w:val="20"/>
+              </w:rPr>
+              <w:t>PDF</w:t>
+            </w:r>
+          </w:p>
+        </w:tc>
+      </w:tr>
+      <w:tr>
+        <w:tc>
+          <w:tcPr>
+            <w:tcW w:type="dxa" w:w="2880"/>
+          </w:tcPr>
+          <w:p>
+            <w:r>
+              <w:rPr>
+                <w:sz w:val="20"/>
+              </w:rPr>
+              <w:t>Educação Financeira</w:t>
+            </w:r>
+          </w:p>
+        </w:tc>
+        <w:tc>
+          <w:tcPr>
+            <w:tcW w:type="dxa" w:w="2880"/>
+          </w:tcPr>
+          <w:p>
+            <w:r>
+              <w:rPr>
+                <w:sz w:val="20"/>
+              </w:rPr>
+              <w:t>Regular</w:t>
+            </w:r>
+          </w:p>
+        </w:tc>
+        <w:tc>
+          <w:tcPr>
+            <w:tcW w:type="dxa" w:w="2880"/>
+          </w:tcPr>
+          <w:p>
+            <w:r>
+              <w:rPr>
+                <w:sz w:val="20"/>
+              </w:rPr>
+              <w:t>PDF</w:t>
+            </w:r>
+          </w:p>
+        </w:tc>
+      </w:tr>
+      <w:tr>
+        <w:tc>
+          <w:tcPr>
+            <w:tcW w:type="dxa" w:w="2880"/>
+          </w:tcPr>
+          <w:p>
+            <w:r>
+              <w:rPr>
+                <w:sz w:val="20"/>
+              </w:rPr>
+              <w:t>Educação Física</w:t>
+            </w:r>
+          </w:p>
+        </w:tc>
+        <w:tc>
+          <w:tcPr>
+            <w:tcW w:type="dxa" w:w="2880"/>
+          </w:tcPr>
+          <w:p>
+            <w:r>
+              <w:rPr>
+                <w:sz w:val="20"/>
+              </w:rPr>
+              <w:t>Regular</w:t>
+            </w:r>
+          </w:p>
+        </w:tc>
+        <w:tc>
+          <w:tcPr>
+            <w:tcW w:type="dxa" w:w="2880"/>
+          </w:tcPr>
+          <w:p>
+            <w:r>
+              <w:rPr>
+                <w:sz w:val="20"/>
+              </w:rPr>
+              <w:t>PDF</w:t>
+            </w:r>
+          </w:p>
+        </w:tc>
+      </w:tr>
+      <w:tr>
+        <w:tc>
+          <w:tcPr>
+            <w:tcW w:type="dxa" w:w="2880"/>
+          </w:tcPr>
+          <w:p>
+            <w:r>
+              <w:rPr>
+                <w:sz w:val="20"/>
+              </w:rPr>
+              <w:t>Filosofia</w:t>
+            </w:r>
+          </w:p>
+        </w:tc>
+        <w:tc>
+          <w:tcPr>
+            <w:tcW w:type="dxa" w:w="2880"/>
+          </w:tcPr>
+          <w:p>
+            <w:r>
+              <w:rPr>
+                <w:sz w:val="20"/>
+              </w:rPr>
+              <w:t>Regular</w:t>
+            </w:r>
+          </w:p>
+        </w:tc>
+        <w:tc>
+          <w:tcPr>
+            <w:tcW w:type="dxa" w:w="2880"/>
+          </w:tcPr>
+          <w:p>
+            <w:r>
+              <w:rPr>
+                <w:sz w:val="20"/>
+              </w:rPr>
+              <w:t>PDF</w:t>
+            </w:r>
+          </w:p>
+        </w:tc>
+      </w:tr>
+      <w:tr>
+        <w:tc>
+          <w:tcPr>
+            <w:tcW w:type="dxa" w:w="2880"/>
+          </w:tcPr>
+          <w:p>
+            <w:r>
+              <w:rPr>
+                <w:sz w:val="20"/>
+              </w:rPr>
+              <w:t>Física</w:t>
+            </w:r>
+          </w:p>
+        </w:tc>
+        <w:tc>
+          <w:tcPr>
+            <w:tcW w:type="dxa" w:w="2880"/>
+          </w:tcPr>
+          <w:p>
+            <w:r>
+              <w:rPr>
+                <w:sz w:val="20"/>
+              </w:rPr>
+              <w:t>Regular</w:t>
+            </w:r>
+          </w:p>
+        </w:tc>
+        <w:tc>
+          <w:tcPr>
+            <w:tcW w:type="dxa" w:w="2880"/>
+          </w:tcPr>
+          <w:p>
+            <w:r>
+              <w:rPr>
+                <w:sz w:val="20"/>
+              </w:rPr>
+              <w:t>PDF</w:t>
+            </w:r>
+          </w:p>
+        </w:tc>
+      </w:tr>
+      <w:tr>
+        <w:tc>
+          <w:tcPr>
+            <w:tcW w:type="dxa" w:w="2880"/>
+          </w:tcPr>
+          <w:p>
+            <w:r>
+              <w:rPr>
+                <w:sz w:val="20"/>
+              </w:rPr>
+              <w:t>Geografia</w:t>
+            </w:r>
+          </w:p>
+        </w:tc>
+        <w:tc>
+          <w:tcPr>
+            <w:tcW w:type="dxa" w:w="2880"/>
+          </w:tcPr>
+          <w:p>
+            <w:r>
+              <w:rPr>
+                <w:sz w:val="20"/>
+              </w:rPr>
+              <w:t>Regular</w:t>
+            </w:r>
+          </w:p>
+        </w:tc>
+        <w:tc>
+          <w:tcPr>
+            <w:tcW w:type="dxa" w:w="2880"/>
+          </w:tcPr>
+          <w:p>
+            <w:r>
+              <w:rPr>
+                <w:sz w:val="20"/>
+              </w:rPr>
+              <w:t>PDF</w:t>
+            </w:r>
+          </w:p>
+        </w:tc>
+      </w:tr>
+      <w:tr>
+        <w:tc>
+          <w:tcPr>
+            <w:tcW w:type="dxa" w:w="2880"/>
+          </w:tcPr>
+          <w:p>
+            <w:r>
+              <w:rPr>
+                <w:sz w:val="20"/>
+              </w:rPr>
+              <w:t>Aprofundamento em Geografia</w:t>
+            </w:r>
+          </w:p>
+        </w:tc>
+        <w:tc>
+          <w:tcPr>
+            <w:tcW w:type="dxa" w:w="2880"/>
+          </w:tcPr>
+          <w:p>
+            <w:r>
+              <w:rPr>
+                <w:sz w:val="20"/>
+              </w:rPr>
+              <w:t>Regular</w:t>
+            </w:r>
+          </w:p>
+        </w:tc>
+        <w:tc>
+          <w:tcPr>
+            <w:tcW w:type="dxa" w:w="2880"/>
+          </w:tcPr>
+          <w:p>
+            <w:r>
+              <w:rPr>
+                <w:sz w:val="20"/>
+              </w:rPr>
+              <w:t>PDF</w:t>
+            </w:r>
+          </w:p>
+        </w:tc>
+      </w:tr>
+      <w:tr>
+        <w:tc>
+          <w:tcPr>
+            <w:tcW w:type="dxa" w:w="2880"/>
+          </w:tcPr>
+          <w:p>
+            <w:r>
+              <w:rPr>
+                <w:sz w:val="20"/>
+              </w:rPr>
+              <w:t>História</w:t>
+            </w:r>
+          </w:p>
+        </w:tc>
+        <w:tc>
+          <w:tcPr>
+            <w:tcW w:type="dxa" w:w="2880"/>
+          </w:tcPr>
+          <w:p>
+            <w:r>
+              <w:rPr>
+                <w:sz w:val="20"/>
+              </w:rPr>
+              <w:t>Regular</w:t>
+            </w:r>
+          </w:p>
+        </w:tc>
+        <w:tc>
+          <w:tcPr>
+            <w:tcW w:type="dxa" w:w="2880"/>
+          </w:tcPr>
+          <w:p>
+            <w:r>
+              <w:rPr>
+                <w:sz w:val="20"/>
+              </w:rPr>
+              <w:t>PDF</w:t>
+            </w:r>
+          </w:p>
+        </w:tc>
+      </w:tr>
+      <w:tr>
+        <w:tc>
+          <w:tcPr>
+            <w:tcW w:type="dxa" w:w="2880"/>
+          </w:tcPr>
+          <w:p>
+            <w:r>
+              <w:rPr>
+                <w:sz w:val="20"/>
+              </w:rPr>
+              <w:t>Liderança e Oratória</w:t>
+            </w:r>
+          </w:p>
+        </w:tc>
+        <w:tc>
+          <w:tcPr>
+            <w:tcW w:type="dxa" w:w="2880"/>
+          </w:tcPr>
+          <w:p>
+            <w:r>
+              <w:rPr>
+                <w:sz w:val="20"/>
+              </w:rPr>
+              <w:t>Regular, EJA</w:t>
+            </w:r>
+          </w:p>
+        </w:tc>
+        <w:tc>
+          <w:tcPr>
+            <w:tcW w:type="dxa" w:w="2880"/>
+          </w:tcPr>
+          <w:p>
+            <w:r>
+              <w:rPr>
+                <w:sz w:val="20"/>
+              </w:rPr>
+              <w:t>PDF</w:t>
+            </w:r>
+          </w:p>
+        </w:tc>
+      </w:tr>
+      <w:tr>
+        <w:tc>
+          <w:tcPr>
+            <w:tcW w:type="dxa" w:w="2880"/>
+          </w:tcPr>
+          <w:p>
+            <w:r>
+              <w:rPr>
+                <w:sz w:val="20"/>
+              </w:rPr>
+              <w:t>Língua Inglesa</w:t>
+            </w:r>
+          </w:p>
+        </w:tc>
+        <w:tc>
+          <w:tcPr>
+            <w:tcW w:type="dxa" w:w="2880"/>
+          </w:tcPr>
+          <w:p>
+            <w:r>
+              <w:rPr>
+                <w:sz w:val="20"/>
+              </w:rPr>
+              <w:t>Regular, EJA</w:t>
+            </w:r>
+          </w:p>
+        </w:tc>
+        <w:tc>
+          <w:tcPr>
+            <w:tcW w:type="dxa" w:w="2880"/>
+          </w:tcPr>
+          <w:p>
+            <w:r>
+              <w:rPr>
+                <w:sz w:val="20"/>
+              </w:rPr>
+              <w:t>PDF</w:t>
+            </w:r>
+          </w:p>
+        </w:tc>
+      </w:tr>
+      <w:tr>
+        <w:tc>
+          <w:tcPr>
+            <w:tcW w:type="dxa" w:w="2880"/>
+          </w:tcPr>
+          <w:p>
+            <w:r>
+              <w:rPr>
+                <w:sz w:val="20"/>
+              </w:rPr>
+              <w:t>Língua Portuguesa</w:t>
+            </w:r>
+          </w:p>
+        </w:tc>
+        <w:tc>
+          <w:tcPr>
+            <w:tcW w:type="dxa" w:w="2880"/>
+          </w:tcPr>
+          <w:p>
+            <w:r>
+              <w:rPr>
+                <w:sz w:val="20"/>
+              </w:rPr>
+              <w:t>Regular (EF/EM)</w:t>
+            </w:r>
+          </w:p>
+        </w:tc>
+        <w:tc>
+          <w:tcPr>
+            <w:tcW w:type="dxa" w:w="2880"/>
+          </w:tcPr>
+          <w:p>
+            <w:r>
+              <w:rPr>
+                <w:sz w:val="20"/>
+              </w:rPr>
+              <w:t>PDF</w:t>
+            </w:r>
+          </w:p>
+        </w:tc>
+      </w:tr>
+      <w:tr>
+        <w:tc>
+          <w:tcPr>
+            <w:tcW w:type="dxa" w:w="2880"/>
+          </w:tcPr>
+          <w:p>
+            <w:r>
+              <w:rPr>
+                <w:sz w:val="20"/>
+              </w:rPr>
+              <w:t>Matemática</w:t>
+            </w:r>
+          </w:p>
+        </w:tc>
+        <w:tc>
+          <w:tcPr>
+            <w:tcW w:type="dxa" w:w="2880"/>
+          </w:tcPr>
+          <w:p>
+            <w:r>
+              <w:rPr>
+                <w:sz w:val="20"/>
+              </w:rPr>
+              <w:t>Regular</w:t>
+            </w:r>
+          </w:p>
+        </w:tc>
+        <w:tc>
+          <w:tcPr>
+            <w:tcW w:type="dxa" w:w="2880"/>
+          </w:tcPr>
+          <w:p>
+            <w:r>
+              <w:rPr>
+                <w:sz w:val="20"/>
+              </w:rPr>
+              <w:t>PDF</w:t>
+            </w:r>
+          </w:p>
+        </w:tc>
+      </w:tr>
+      <w:tr>
+        <w:tc>
+          <w:tcPr>
+            <w:tcW w:type="dxa" w:w="2880"/>
+          </w:tcPr>
+          <w:p>
+            <w:r>
+              <w:rPr>
+                <w:sz w:val="20"/>
+              </w:rPr>
+              <w:t>Orientação de Estudos</w:t>
+            </w:r>
+          </w:p>
+        </w:tc>
+        <w:tc>
+          <w:tcPr>
+            <w:tcW w:type="dxa" w:w="2880"/>
+          </w:tcPr>
+          <w:p>
+            <w:r>
+              <w:rPr>
+                <w:sz w:val="20"/>
+              </w:rPr>
+              <w:t>Regular</w:t>
+            </w:r>
+          </w:p>
+        </w:tc>
+        <w:tc>
+          <w:tcPr>
+            <w:tcW w:type="dxa" w:w="2880"/>
+          </w:tcPr>
+          <w:p>
+            <w:r>
+              <w:rPr>
+                <w:sz w:val="20"/>
+              </w:rPr>
+              <w:t>PDF</w:t>
+            </w:r>
+          </w:p>
+        </w:tc>
+      </w:tr>
+      <w:tr>
+        <w:tc>
+          <w:tcPr>
+            <w:tcW w:type="dxa" w:w="2880"/>
+          </w:tcPr>
+          <w:p>
+            <w:r>
+              <w:rPr>
+                <w:sz w:val="20"/>
+              </w:rPr>
+              <w:t>Orientação de Estudos Matemática</w:t>
+            </w:r>
+          </w:p>
+        </w:tc>
+        <w:tc>
+          <w:tcPr>
+            <w:tcW w:type="dxa" w:w="2880"/>
+          </w:tcPr>
+          <w:p>
+            <w:r>
+              <w:rPr>
+                <w:sz w:val="20"/>
+              </w:rPr>
+              <w:t>Regular</w:t>
+            </w:r>
+          </w:p>
+        </w:tc>
+        <w:tc>
+          <w:tcPr>
+            <w:tcW w:type="dxa" w:w="2880"/>
+          </w:tcPr>
+          <w:p>
+            <w:r>
+              <w:rPr>
+                <w:sz w:val="20"/>
+              </w:rPr>
+              <w:t>PDF</w:t>
+            </w:r>
+          </w:p>
+        </w:tc>
+      </w:tr>
+      <w:tr>
+        <w:tc>
+          <w:tcPr>
+            <w:tcW w:type="dxa" w:w="2880"/>
+          </w:tcPr>
+          <w:p>
+            <w:r>
+              <w:rPr>
+                <w:sz w:val="20"/>
+              </w:rPr>
+              <w:t>Projeto de Vida</w:t>
+            </w:r>
+          </w:p>
+        </w:tc>
+        <w:tc>
+          <w:tcPr>
+            <w:tcW w:type="dxa" w:w="2880"/>
+          </w:tcPr>
+          <w:p>
+            <w:r>
+              <w:rPr>
+                <w:sz w:val="20"/>
+              </w:rPr>
+              <w:t>Regular</w:t>
+            </w:r>
+          </w:p>
+        </w:tc>
+        <w:tc>
+          <w:tcPr>
+            <w:tcW w:type="dxa" w:w="2880"/>
+          </w:tcPr>
+          <w:p>
+            <w:r>
+              <w:rPr>
+                <w:sz w:val="20"/>
+              </w:rPr>
+              <w:t>PDF</w:t>
+            </w:r>
+          </w:p>
+        </w:tc>
+      </w:tr>
+      <w:tr>
+        <w:tc>
+          <w:tcPr>
+            <w:tcW w:type="dxa" w:w="2880"/>
+          </w:tcPr>
+          <w:p>
+            <w:r>
+              <w:rPr>
+                <w:sz w:val="20"/>
+              </w:rPr>
+              <w:t>Química</w:t>
+            </w:r>
+          </w:p>
+        </w:tc>
+        <w:tc>
+          <w:tcPr>
+            <w:tcW w:type="dxa" w:w="2880"/>
+          </w:tcPr>
+          <w:p>
+            <w:r>
+              <w:rPr>
+                <w:sz w:val="20"/>
+              </w:rPr>
+              <w:t>Regular</w:t>
+            </w:r>
+          </w:p>
+        </w:tc>
+        <w:tc>
+          <w:tcPr>
+            <w:tcW w:type="dxa" w:w="2880"/>
+          </w:tcPr>
+          <w:p>
+            <w:r>
+              <w:rPr>
+                <w:sz w:val="20"/>
+              </w:rPr>
+              <w:t>PDF</w:t>
+            </w:r>
+          </w:p>
+        </w:tc>
+      </w:tr>
+      <w:tr>
+        <w:tc>
+          <w:tcPr>
+            <w:tcW w:type="dxa" w:w="2880"/>
+          </w:tcPr>
+          <w:p>
+            <w:r>
+              <w:rPr>
+                <w:sz w:val="20"/>
+              </w:rPr>
+              <w:t>Redação e Leitura</w:t>
+            </w:r>
+          </w:p>
+        </w:tc>
+        <w:tc>
+          <w:tcPr>
+            <w:tcW w:type="dxa" w:w="2880"/>
+          </w:tcPr>
+          <w:p>
+            <w:r>
+              <w:rPr>
+                <w:sz w:val="20"/>
+              </w:rPr>
+              <w:t>Regular</w:t>
+            </w:r>
+          </w:p>
+        </w:tc>
+        <w:tc>
+          <w:tcPr>
+            <w:tcW w:type="dxa" w:w="2880"/>
+          </w:tcPr>
+          <w:p>
+            <w:r>
+              <w:rPr>
+                <w:sz w:val="20"/>
+              </w:rPr>
+              <w:t>PDF</w:t>
+            </w:r>
+          </w:p>
+        </w:tc>
+      </w:tr>
+      <w:tr>
+        <w:tc>
+          <w:tcPr>
+            <w:tcW w:type="dxa" w:w="2880"/>
+          </w:tcPr>
+          <w:p>
+            <w:r>
+              <w:rPr>
+                <w:sz w:val="20"/>
+              </w:rPr>
+              <w:t>Robótica</w:t>
+            </w:r>
+          </w:p>
+        </w:tc>
+        <w:tc>
+          <w:tcPr>
+            <w:tcW w:type="dxa" w:w="2880"/>
+          </w:tcPr>
+          <w:p>
+            <w:r>
+              <w:rPr>
+                <w:sz w:val="20"/>
+              </w:rPr>
+              <w:t>Regular</w:t>
+            </w:r>
+          </w:p>
+        </w:tc>
+        <w:tc>
+          <w:tcPr>
+            <w:tcW w:type="dxa" w:w="2880"/>
+          </w:tcPr>
+          <w:p>
+            <w:r>
+              <w:rPr>
+                <w:sz w:val="20"/>
+              </w:rPr>
+              <w:t>PDF</w:t>
+            </w:r>
+          </w:p>
+        </w:tc>
+      </w:tr>
+      <w:tr>
+        <w:tc>
+          <w:tcPr>
+            <w:tcW w:type="dxa" w:w="2880"/>
+          </w:tcPr>
+          <w:p>
+            <w:r>
+              <w:rPr>
+                <w:sz w:val="20"/>
+              </w:rPr>
+              <w:t>Sociologia</w:t>
+            </w:r>
+          </w:p>
+        </w:tc>
+        <w:tc>
+          <w:tcPr>
+            <w:tcW w:type="dxa" w:w="2880"/>
+          </w:tcPr>
+          <w:p>
+            <w:r>
+              <w:rPr>
+                <w:sz w:val="20"/>
+              </w:rPr>
+              <w:t>Regular</w:t>
+            </w:r>
+          </w:p>
+        </w:tc>
+        <w:tc>
+          <w:tcPr>
+            <w:tcW w:type="dxa" w:w="2880"/>
+          </w:tcPr>
+          <w:p>
+            <w:r>
+              <w:rPr>
+                <w:sz w:val="20"/>
+              </w:rPr>
+              <w:t>PDF</w:t>
+            </w:r>
+          </w:p>
+        </w:tc>
+      </w:tr>
+      <w:tr>
+        <w:tc>
+          <w:tcPr>
+            <w:tcW w:type="dxa" w:w="2880"/>
+          </w:tcPr>
+          <w:p>
+            <w:r>
+              <w:rPr>
+                <w:sz w:val="20"/>
+              </w:rPr>
+              <w:t>Tecnologia e Inovação</w:t>
+            </w:r>
+          </w:p>
+        </w:tc>
+        <w:tc>
+          <w:tcPr>
+            <w:tcW w:type="dxa" w:w="2880"/>
+          </w:tcPr>
+          <w:p>
+            <w:r>
+              <w:rPr>
+                <w:sz w:val="20"/>
+              </w:rPr>
+              <w:t>Regular</w:t>
+            </w:r>
+          </w:p>
+        </w:tc>
+        <w:tc>
+          <w:tcPr>
+            <w:tcW w:type="dxa" w:w="2880"/>
+          </w:tcPr>
+          <w:p>
+            <w:r>
+              <w:rPr>
+                <w:sz w:val="20"/>
+              </w:rPr>
+              <w:t>PDF</w:t>
+            </w:r>
+          </w:p>
+        </w:tc>
+      </w:tr>
+      <w:tr>
+        <w:tc>
+          <w:tcPr>
+            <w:tcW w:type="dxa" w:w="2880"/>
+          </w:tcPr>
+          <w:p>
+            <w:r>
+              <w:rPr>
+                <w:sz w:val="20"/>
+              </w:rPr>
+              <w:t>CDP - Ciclo I</w:t>
+            </w:r>
+          </w:p>
+        </w:tc>
+        <w:tc>
+          <w:tcPr>
+            <w:tcW w:type="dxa" w:w="2880"/>
+          </w:tcPr>
+          <w:p>
+            <w:r>
+              <w:rPr>
+                <w:sz w:val="20"/>
+              </w:rPr>
+              <w:t>CDP</w:t>
+            </w:r>
+          </w:p>
+        </w:tc>
+        <w:tc>
+          <w:tcPr>
+            <w:tcW w:type="dxa" w:w="2880"/>
+          </w:tcPr>
+          <w:p>
+            <w:r>
+              <w:rPr>
+                <w:sz w:val="20"/>
+              </w:rPr>
+              <w:t>CDP Fundamental</w:t>
+            </w:r>
+          </w:p>
+        </w:tc>
+      </w:tr>
+      <w:tr>
+        <w:tc>
+          <w:tcPr>
+            <w:tcW w:type="dxa" w:w="2880"/>
+          </w:tcPr>
+          <w:p>
+            <w:r>
+              <w:rPr>
+                <w:sz w:val="20"/>
+              </w:rPr>
+              <w:t>CDP-ENSINO FUNDAMENTAL</w:t>
+            </w:r>
+          </w:p>
+        </w:tc>
+        <w:tc>
+          <w:tcPr>
+            <w:tcW w:type="dxa" w:w="2880"/>
+          </w:tcPr>
+          <w:p>
+            <w:r>
+              <w:rPr>
+                <w:sz w:val="20"/>
+              </w:rPr>
+              <w:t>CDP</w:t>
+            </w:r>
+          </w:p>
+        </w:tc>
+        <w:tc>
+          <w:tcPr>
+            <w:tcW w:type="dxa" w:w="2880"/>
+          </w:tcPr>
+          <w:p>
+            <w:r>
+              <w:rPr>
+                <w:sz w:val="20"/>
+              </w:rPr>
+              <w:t>CDP Contextual</w:t>
+            </w:r>
+          </w:p>
+        </w:tc>
+      </w:tr>
+      <w:tr>
+        <w:tc>
+          <w:tcPr>
+            <w:tcW w:type="dxa" w:w="2880"/>
+          </w:tcPr>
+          <w:p>
+            <w:r>
+              <w:rPr>
+                <w:sz w:val="20"/>
+              </w:rPr>
+              <w:t>CDP-ENSINO MÉDIO</w:t>
+            </w:r>
+          </w:p>
+        </w:tc>
+        <w:tc>
+          <w:tcPr>
+            <w:tcW w:type="dxa" w:w="2880"/>
+          </w:tcPr>
+          <w:p>
+            <w:r>
+              <w:rPr>
+                <w:sz w:val="20"/>
+              </w:rPr>
+              <w:t>CDP</w:t>
+            </w:r>
+          </w:p>
+        </w:tc>
+        <w:tc>
+          <w:tcPr>
+            <w:tcW w:type="dxa" w:w="2880"/>
+          </w:tcPr>
+          <w:p>
+            <w:r>
+              <w:rPr>
+                <w:sz w:val="20"/>
+              </w:rPr>
+              <w:t>CDP Contextual</w:t>
+            </w:r>
+          </w:p>
+        </w:tc>
+      </w:tr>
+      <w:tr>
+        <w:tc>
+          <w:tcPr>
+            <w:tcW w:type="dxa" w:w="2880"/>
+          </w:tcPr>
+          <w:p>
+            <w:r>
+              <w:rPr>
+                <w:sz w:val="20"/>
+              </w:rPr>
+              <w:t>CDP- Multisseriada</w:t>
+            </w:r>
+          </w:p>
+        </w:tc>
+        <w:tc>
+          <w:tcPr>
+            <w:tcW w:type="dxa" w:w="2880"/>
+          </w:tcPr>
+          <w:p>
+            <w:r>
+              <w:rPr>
+                <w:sz w:val="20"/>
+              </w:rPr>
+              <w:t>CDP</w:t>
+            </w:r>
+          </w:p>
+        </w:tc>
+        <w:tc>
+          <w:tcPr>
+            <w:tcW w:type="dxa" w:w="2880"/>
+          </w:tcPr>
+          <w:p>
+            <w:r>
+              <w:rPr>
+                <w:sz w:val="20"/>
+              </w:rPr>
+              <w:t>CDP</w:t>
+            </w:r>
+          </w:p>
+        </w:tc>
+      </w:tr>
+    </w:tbl>
+    <w:p/>
+    <w:p>
+      <w:pPr>
+        <w:pStyle w:val="Heading1"/>
+      </w:pPr>
+      <w:r>
+        <w:t>5. PERFIS PEDAGÓGICOS E CLASSIFICAÇÃO</w:t>
+      </w:r>
+    </w:p>
+    <w:p>
+      <w:r>
+        <w:t>O sistema classifica cada PDF em um perfil pedagógico que determina as etapas da metodologia, verbos de ação, técnicas aplicáveis, itens de acompanhamento e acessibilidade. Os perfis são detectados automaticamente pelo classificador (core/lib/classificador.py) com base no título, conceito e conteúdo do PDF.</w:t>
+      </w:r>
+    </w:p>
+    <w:tbl>
+      <w:tblPr>
+        <w:tblStyle w:val="LightGrid-Accent1"/>
+        <w:tblW w:type="auto" w:w="0"/>
+        <w:jc w:val="center"/>
+        <w:tblLook w:firstColumn="1" w:firstRow="1" w:lastColumn="0" w:lastRow="0" w:noHBand="0" w:noVBand="1" w:val="04A0"/>
+      </w:tblPr>
+      <w:tblGrid>
+        <w:gridCol w:w="4320"/>
+        <w:gridCol w:w="4320"/>
+      </w:tblGrid>
+      <w:tr>
+        <w:tc>
+          <w:tcPr>
+            <w:tcW w:type="dxa" w:w="4320"/>
+          </w:tcPr>
+          <w:p>
+            <w:r>
+              <w:rPr>
+                <w:b/>
+                <w:sz w:val="20"/>
+              </w:rPr>
+              <w:t>Perfil</w:t>
+            </w:r>
+          </w:p>
+        </w:tc>
+        <w:tc>
+          <w:tcPr>
+            <w:tcW w:type="dxa" w:w="4320"/>
+          </w:tcPr>
+          <w:p>
+            <w:r>
+              <w:rPr>
+                <w:b/>
+                <w:sz w:val="20"/>
+              </w:rPr>
+              <w:t>Disciplina(s)</w:t>
+            </w:r>
+          </w:p>
+        </w:tc>
+      </w:tr>
+      <w:tr>
+        <w:tc>
+          <w:tcPr>
+            <w:tcW w:type="dxa" w:w="4320"/>
+          </w:tcPr>
+          <w:p>
+            <w:r>
+              <w:rPr>
+                <w:sz w:val="20"/>
+              </w:rPr>
+              <w:t>matematica</w:t>
+            </w:r>
+          </w:p>
+        </w:tc>
+        <w:tc>
+          <w:tcPr>
+            <w:tcW w:type="dxa" w:w="4320"/>
+          </w:tcPr>
+          <w:p>
+            <w:r>
+              <w:rPr>
+                <w:sz w:val="20"/>
+              </w:rPr>
+              <w:t>Matemática</w:t>
+            </w:r>
+          </w:p>
+        </w:tc>
+      </w:tr>
+      <w:tr>
+        <w:tc>
+          <w:tcPr>
+            <w:tcW w:type="dxa" w:w="4320"/>
+          </w:tcPr>
+          <w:p>
+            <w:r>
+              <w:rPr>
+                <w:sz w:val="20"/>
+              </w:rPr>
+              <w:t>lingua_portuguesa_ef</w:t>
+            </w:r>
+          </w:p>
+        </w:tc>
+        <w:tc>
+          <w:tcPr>
+            <w:tcW w:type="dxa" w:w="4320"/>
+          </w:tcPr>
+          <w:p>
+            <w:r>
+              <w:rPr>
+                <w:sz w:val="20"/>
+              </w:rPr>
+              <w:t>Língua Portuguesa (Ensino Fundamental)</w:t>
+            </w:r>
+          </w:p>
+        </w:tc>
+      </w:tr>
+      <w:tr>
+        <w:tc>
+          <w:tcPr>
+            <w:tcW w:type="dxa" w:w="4320"/>
+          </w:tcPr>
+          <w:p>
+            <w:r>
+              <w:rPr>
+                <w:sz w:val="20"/>
+              </w:rPr>
+              <w:t>lingua_portuguesa_em</w:t>
+            </w:r>
+          </w:p>
+        </w:tc>
+        <w:tc>
+          <w:tcPr>
+            <w:tcW w:type="dxa" w:w="4320"/>
+          </w:tcPr>
+          <w:p>
+            <w:r>
+              <w:rPr>
+                <w:sz w:val="20"/>
+              </w:rPr>
+              <w:t>Língua Portuguesa (Ensino Médio)</w:t>
+            </w:r>
+          </w:p>
+        </w:tc>
+      </w:tr>
+      <w:tr>
+        <w:tc>
+          <w:tcPr>
+            <w:tcW w:type="dxa" w:w="4320"/>
+          </w:tcPr>
+          <w:p>
+            <w:r>
+              <w:rPr>
+                <w:sz w:val="20"/>
+              </w:rPr>
+              <w:t>leitura_redacao</w:t>
+            </w:r>
+          </w:p>
+        </w:tc>
+        <w:tc>
+          <w:tcPr>
+            <w:tcW w:type="dxa" w:w="4320"/>
+          </w:tcPr>
+          <w:p>
+            <w:r>
+              <w:rPr>
+                <w:sz w:val="20"/>
+              </w:rPr>
+              <w:t>Redação e Leitura</w:t>
+            </w:r>
+          </w:p>
+        </w:tc>
+      </w:tr>
+      <w:tr>
+        <w:tc>
+          <w:tcPr>
+            <w:tcW w:type="dxa" w:w="4320"/>
+          </w:tcPr>
+          <w:p>
+            <w:r>
+              <w:rPr>
+                <w:sz w:val="20"/>
+              </w:rPr>
+              <w:t>ciencias_ef</w:t>
+            </w:r>
+          </w:p>
+        </w:tc>
+        <w:tc>
+          <w:tcPr>
+            <w:tcW w:type="dxa" w:w="4320"/>
+          </w:tcPr>
+          <w:p>
+            <w:r>
+              <w:rPr>
+                <w:sz w:val="20"/>
+              </w:rPr>
+              <w:t>Ciências (Ensino Fundamental)</w:t>
+            </w:r>
+          </w:p>
+        </w:tc>
+      </w:tr>
+      <w:tr>
+        <w:tc>
+          <w:tcPr>
+            <w:tcW w:type="dxa" w:w="4320"/>
+          </w:tcPr>
+          <w:p>
+            <w:r>
+              <w:rPr>
+                <w:sz w:val="20"/>
+              </w:rPr>
+              <w:t>biologia</w:t>
+            </w:r>
+          </w:p>
+        </w:tc>
+        <w:tc>
+          <w:tcPr>
+            <w:tcW w:type="dxa" w:w="4320"/>
+          </w:tcPr>
+          <w:p>
+            <w:r>
+              <w:rPr>
+                <w:sz w:val="20"/>
+              </w:rPr>
+              <w:t>Biologia</w:t>
+            </w:r>
+          </w:p>
+        </w:tc>
+      </w:tr>
+      <w:tr>
+        <w:tc>
+          <w:tcPr>
+            <w:tcW w:type="dxa" w:w="4320"/>
+          </w:tcPr>
+          <w:p>
+            <w:r>
+              <w:rPr>
+                <w:sz w:val="20"/>
+              </w:rPr>
+              <w:t>quimica</w:t>
+            </w:r>
+          </w:p>
+        </w:tc>
+        <w:tc>
+          <w:tcPr>
+            <w:tcW w:type="dxa" w:w="4320"/>
+          </w:tcPr>
+          <w:p>
+            <w:r>
+              <w:rPr>
+                <w:sz w:val="20"/>
+              </w:rPr>
+              <w:t>Química</w:t>
+            </w:r>
+          </w:p>
+        </w:tc>
+      </w:tr>
+      <w:tr>
+        <w:tc>
+          <w:tcPr>
+            <w:tcW w:type="dxa" w:w="4320"/>
+          </w:tcPr>
+          <w:p>
+            <w:r>
+              <w:rPr>
+                <w:sz w:val="20"/>
+              </w:rPr>
+              <w:t>fisica</w:t>
+            </w:r>
+          </w:p>
+        </w:tc>
+        <w:tc>
+          <w:tcPr>
+            <w:tcW w:type="dxa" w:w="4320"/>
+          </w:tcPr>
+          <w:p>
+            <w:r>
+              <w:rPr>
+                <w:sz w:val="20"/>
+              </w:rPr>
+              <w:t>Física</w:t>
+            </w:r>
+          </w:p>
+        </w:tc>
+      </w:tr>
+      <w:tr>
+        <w:tc>
+          <w:tcPr>
+            <w:tcW w:type="dxa" w:w="4320"/>
+          </w:tcPr>
+          <w:p>
+            <w:r>
+              <w:rPr>
+                <w:sz w:val="20"/>
+              </w:rPr>
+              <w:t>historia</w:t>
+            </w:r>
+          </w:p>
+        </w:tc>
+        <w:tc>
+          <w:tcPr>
+            <w:tcW w:type="dxa" w:w="4320"/>
+          </w:tcPr>
+          <w:p>
+            <w:r>
+              <w:rPr>
+                <w:sz w:val="20"/>
+              </w:rPr>
+              <w:t>História</w:t>
+            </w:r>
+          </w:p>
+        </w:tc>
+      </w:tr>
+      <w:tr>
+        <w:tc>
+          <w:tcPr>
+            <w:tcW w:type="dxa" w:w="4320"/>
+          </w:tcPr>
+          <w:p>
+            <w:r>
+              <w:rPr>
+                <w:sz w:val="20"/>
+              </w:rPr>
+              <w:t>geografia</w:t>
+            </w:r>
+          </w:p>
+        </w:tc>
+        <w:tc>
+          <w:tcPr>
+            <w:tcW w:type="dxa" w:w="4320"/>
+          </w:tcPr>
+          <w:p>
+            <w:r>
+              <w:rPr>
+                <w:sz w:val="20"/>
+              </w:rPr>
+              <w:t>Geografia</w:t>
+            </w:r>
+          </w:p>
+        </w:tc>
+      </w:tr>
+      <w:tr>
+        <w:tc>
+          <w:tcPr>
+            <w:tcW w:type="dxa" w:w="4320"/>
+          </w:tcPr>
+          <w:p>
+            <w:r>
+              <w:rPr>
+                <w:sz w:val="20"/>
+              </w:rPr>
+              <w:t>ingles</w:t>
+            </w:r>
+          </w:p>
+        </w:tc>
+        <w:tc>
+          <w:tcPr>
+            <w:tcW w:type="dxa" w:w="4320"/>
+          </w:tcPr>
+          <w:p>
+            <w:r>
+              <w:rPr>
+                <w:sz w:val="20"/>
+              </w:rPr>
+              <w:t>Língua Inglesa</w:t>
+            </w:r>
+          </w:p>
+        </w:tc>
+      </w:tr>
+      <w:tr>
+        <w:tc>
+          <w:tcPr>
+            <w:tcW w:type="dxa" w:w="4320"/>
+          </w:tcPr>
+          <w:p>
+            <w:r>
+              <w:rPr>
+                <w:sz w:val="20"/>
+              </w:rPr>
+              <w:t>arte</w:t>
+            </w:r>
+          </w:p>
+        </w:tc>
+        <w:tc>
+          <w:tcPr>
+            <w:tcW w:type="dxa" w:w="4320"/>
+          </w:tcPr>
+          <w:p>
+            <w:r>
+              <w:rPr>
+                <w:sz w:val="20"/>
+              </w:rPr>
+              <w:t>Arte / Arte e Mídias Digitais</w:t>
+            </w:r>
+          </w:p>
+        </w:tc>
+      </w:tr>
+      <w:tr>
+        <w:tc>
+          <w:tcPr>
+            <w:tcW w:type="dxa" w:w="4320"/>
+          </w:tcPr>
+          <w:p>
+            <w:r>
+              <w:rPr>
+                <w:sz w:val="20"/>
+              </w:rPr>
+              <w:t>projeto_de_vida</w:t>
+            </w:r>
+          </w:p>
+        </w:tc>
+        <w:tc>
+          <w:tcPr>
+            <w:tcW w:type="dxa" w:w="4320"/>
+          </w:tcPr>
+          <w:p>
+            <w:r>
+              <w:rPr>
+                <w:sz w:val="20"/>
+              </w:rPr>
+              <w:t>Projeto de Vida</w:t>
+            </w:r>
+          </w:p>
+        </w:tc>
+      </w:tr>
+      <w:tr>
+        <w:tc>
+          <w:tcPr>
+            <w:tcW w:type="dxa" w:w="4320"/>
+          </w:tcPr>
+          <w:p>
+            <w:r>
+              <w:rPr>
+                <w:sz w:val="20"/>
+              </w:rPr>
+              <w:t>lideranca_oratoria</w:t>
+            </w:r>
+          </w:p>
+        </w:tc>
+        <w:tc>
+          <w:tcPr>
+            <w:tcW w:type="dxa" w:w="4320"/>
+          </w:tcPr>
+          <w:p>
+            <w:r>
+              <w:rPr>
+                <w:sz w:val="20"/>
+              </w:rPr>
+              <w:t>Liderança e Oratória</w:t>
+            </w:r>
+          </w:p>
+        </w:tc>
+      </w:tr>
+      <w:tr>
+        <w:tc>
+          <w:tcPr>
+            <w:tcW w:type="dxa" w:w="4320"/>
+          </w:tcPr>
+          <w:p>
+            <w:r>
+              <w:rPr>
+                <w:sz w:val="20"/>
+              </w:rPr>
+              <w:t>educacao_financeira</w:t>
+            </w:r>
+          </w:p>
+        </w:tc>
+        <w:tc>
+          <w:tcPr>
+            <w:tcW w:type="dxa" w:w="4320"/>
+          </w:tcPr>
+          <w:p>
+            <w:r>
+              <w:rPr>
+                <w:sz w:val="20"/>
+              </w:rPr>
+              <w:t>Educação Financeira</w:t>
+            </w:r>
+          </w:p>
+        </w:tc>
+      </w:tr>
+      <w:tr>
+        <w:tc>
+          <w:tcPr>
+            <w:tcW w:type="dxa" w:w="4320"/>
+          </w:tcPr>
+          <w:p>
+            <w:r>
+              <w:rPr>
+                <w:sz w:val="20"/>
+              </w:rPr>
+              <w:t>tecnologia_inovacao</w:t>
+            </w:r>
+          </w:p>
+        </w:tc>
+        <w:tc>
+          <w:tcPr>
+            <w:tcW w:type="dxa" w:w="4320"/>
+          </w:tcPr>
+          <w:p>
+            <w:r>
+              <w:rPr>
+                <w:sz w:val="20"/>
+              </w:rPr>
+              <w:t>Tecnologia e Inovação</w:t>
+            </w:r>
+          </w:p>
+        </w:tc>
+      </w:tr>
+      <w:tr>
+        <w:tc>
+          <w:tcPr>
+            <w:tcW w:type="dxa" w:w="4320"/>
+          </w:tcPr>
+          <w:p>
+            <w:r>
+              <w:rPr>
+                <w:sz w:val="20"/>
+              </w:rPr>
+              <w:t>sociologia</w:t>
+            </w:r>
+          </w:p>
+        </w:tc>
+        <w:tc>
+          <w:tcPr>
+            <w:tcW w:type="dxa" w:w="4320"/>
+          </w:tcPr>
+          <w:p>
+            <w:r>
+              <w:rPr>
+                <w:sz w:val="20"/>
+              </w:rPr>
+              <w:t>Sociologia</w:t>
+            </w:r>
+          </w:p>
+        </w:tc>
+      </w:tr>
+      <w:tr>
+        <w:tc>
+          <w:tcPr>
+            <w:tcW w:type="dxa" w:w="4320"/>
+          </w:tcPr>
+          <w:p>
+            <w:r>
+              <w:rPr>
+                <w:sz w:val="20"/>
+              </w:rPr>
+              <w:t>orientacao_estudos</w:t>
+            </w:r>
+          </w:p>
+        </w:tc>
+        <w:tc>
+          <w:tcPr>
+            <w:tcW w:type="dxa" w:w="4320"/>
+          </w:tcPr>
+          <w:p>
+            <w:r>
+              <w:rPr>
+                <w:sz w:val="20"/>
+              </w:rPr>
+              <w:t>Orientação de Estudos (Português e Matemática)</w:t>
+            </w:r>
+          </w:p>
+        </w:tc>
+      </w:tr>
+    </w:tbl>
+    <w:p/>
+    <w:p>
+      <w:pPr>
+        <w:pStyle w:val="Heading1"/>
+      </w:pPr>
+      <w:r>
+        <w:t>6. BANCO DE DADOS</w:t>
+      </w:r>
+    </w:p>
+    <w:p>
+      <w:r>
+        <w:t>O sistema utiliza SQLite no modo WAL (Write-Ahead Logging) para garantir leituras concorrentes sem bloqueio. O banco fica em C:\Users\LuanDias\PLANOS_LUAN_DADOS\planos_luan.db, separado do código fonte.</w:t>
+      </w:r>
+    </w:p>
+    <w:p>
+      <w:pPr>
+        <w:pStyle w:val="Heading2"/>
+      </w:pPr>
+      <w:r>
+        <w:t>6.1 Tabelas Principais</w:t>
+      </w:r>
+    </w:p>
+    <w:tbl>
+      <w:tblPr>
+        <w:tblStyle w:val="LightGrid-Accent1"/>
+        <w:tblW w:type="auto" w:w="0"/>
+        <w:jc w:val="center"/>
+        <w:tblLook w:firstColumn="1" w:firstRow="1" w:lastColumn="0" w:lastRow="0" w:noHBand="0" w:noVBand="1" w:val="04A0"/>
+      </w:tblPr>
+      <w:tblGrid>
+        <w:gridCol w:w="2880"/>
+        <w:gridCol w:w="2880"/>
+        <w:gridCol w:w="2880"/>
+      </w:tblGrid>
+      <w:tr>
+        <w:tc>
+          <w:tcPr>
+            <w:tcW w:type="dxa" w:w="2880"/>
+          </w:tcPr>
+          <w:p>
+            <w:r>
+              <w:rPr>
+                <w:b/>
+                <w:sz w:val="20"/>
+              </w:rPr>
+              <w:t>Tabela</w:t>
+            </w:r>
+          </w:p>
+        </w:tc>
+        <w:tc>
+          <w:tcPr>
+            <w:tcW w:type="dxa" w:w="2880"/>
+          </w:tcPr>
+          <w:p>
+            <w:r>
+              <w:rPr>
+                <w:b/>
+                <w:sz w:val="20"/>
+              </w:rPr>
+              <w:t>Descrição</w:t>
+            </w:r>
+          </w:p>
+        </w:tc>
+        <w:tc>
+          <w:tcPr>
+            <w:tcW w:type="dxa" w:w="2880"/>
+          </w:tcPr>
+          <w:p>
+            <w:r>
+              <w:rPr>
+                <w:b/>
+                <w:sz w:val="20"/>
+              </w:rPr>
+              <w:t>Colunas principais</w:t>
+            </w:r>
+          </w:p>
+        </w:tc>
+      </w:tr>
+      <w:tr>
+        <w:tc>
+          <w:tcPr>
+            <w:tcW w:type="dxa" w:w="2880"/>
+          </w:tcPr>
+          <w:p>
+            <w:r>
+              <w:rPr>
+                <w:sz w:val="20"/>
+              </w:rPr>
+              <w:t>professores</w:t>
+            </w:r>
+          </w:p>
+        </w:tc>
+        <w:tc>
+          <w:tcPr>
+            <w:tcW w:type="dxa" w:w="2880"/>
+          </w:tcPr>
+          <w:p>
+            <w:r>
+              <w:rPr>
+                <w:sz w:val="20"/>
+              </w:rPr>
+              <w:t>Cadastro de professores</w:t>
+            </w:r>
+          </w:p>
+        </w:tc>
+        <w:tc>
+          <w:tcPr>
+            <w:tcW w:type="dxa" w:w="2880"/>
+          </w:tcPr>
+          <w:p>
+            <w:r>
+              <w:rPr>
+                <w:sz w:val="20"/>
+              </w:rPr>
+              <w:t>id, nome (UNIQUE)</w:t>
+            </w:r>
+          </w:p>
+        </w:tc>
+      </w:tr>
+      <w:tr>
+        <w:tc>
+          <w:tcPr>
+            <w:tcW w:type="dxa" w:w="2880"/>
+          </w:tcPr>
+          <w:p>
+            <w:r>
+              <w:rPr>
+                <w:sz w:val="20"/>
+              </w:rPr>
+              <w:t>professor_turmas</w:t>
+            </w:r>
+          </w:p>
+        </w:tc>
+        <w:tc>
+          <w:tcPr>
+            <w:tcW w:type="dxa" w:w="2880"/>
+          </w:tcPr>
+          <w:p>
+            <w:r>
+              <w:rPr>
+                <w:sz w:val="20"/>
+              </w:rPr>
+              <w:t>Vínculos professor-turma</w:t>
+            </w:r>
+          </w:p>
+        </w:tc>
+        <w:tc>
+          <w:tcPr>
+            <w:tcW w:type="dxa" w:w="2880"/>
+          </w:tcPr>
+          <w:p>
+            <w:r>
+              <w:rPr>
+                <w:sz w:val="20"/>
+              </w:rPr>
+              <w:t>professor_id (FK), disciplina, turma, dia_semana, horario, aulas_semana, arquivo_modelo, template_id, componente_curricular</w:t>
+            </w:r>
+          </w:p>
+        </w:tc>
+      </w:tr>
+      <w:tr>
+        <w:tc>
+          <w:tcPr>
+            <w:tcW w:type="dxa" w:w="2880"/>
+          </w:tcPr>
+          <w:p>
+            <w:r>
+              <w:rPr>
+                <w:sz w:val="20"/>
+              </w:rPr>
+              <w:t>historico_planos</w:t>
+            </w:r>
+          </w:p>
+        </w:tc>
+        <w:tc>
+          <w:tcPr>
+            <w:tcW w:type="dxa" w:w="2880"/>
+          </w:tcPr>
+          <w:p>
+            <w:r>
+              <w:rPr>
+                <w:sz w:val="20"/>
+              </w:rPr>
+              <w:t>Histórico de planos gerados</w:t>
+            </w:r>
+          </w:p>
+        </w:tc>
+        <w:tc>
+          <w:tcPr>
+            <w:tcW w:type="dxa" w:w="2880"/>
+          </w:tcPr>
+          <w:p>
+            <w:r>
+              <w:rPr>
+                <w:sz w:val="20"/>
+              </w:rPr>
+              <w:t>professor_nome, disciplina, turma, bimestre, data_geracao, arquivo_nome, arquivo_path, professor_chave, disciplina_chave, turma_chave, bimestre_chave, mes_geracao, arquivo_hash, arquivo_tamanho, origem, ultima_aula, total_aulas, mes_plano, ultimo_pdf</w:t>
+            </w:r>
+          </w:p>
+        </w:tc>
+      </w:tr>
+      <w:tr>
+        <w:tc>
+          <w:tcPr>
+            <w:tcW w:type="dxa" w:w="2880"/>
+          </w:tcPr>
+          <w:p>
+            <w:r>
+              <w:rPr>
+                <w:sz w:val="20"/>
+              </w:rPr>
+              <w:t>configuracoes</w:t>
+            </w:r>
+          </w:p>
+        </w:tc>
+        <w:tc>
+          <w:tcPr>
+            <w:tcW w:type="dxa" w:w="2880"/>
+          </w:tcPr>
+          <w:p>
+            <w:r>
+              <w:rPr>
+                <w:sz w:val="20"/>
+              </w:rPr>
+              <w:t>Configurações do sistema</w:t>
+            </w:r>
+          </w:p>
+        </w:tc>
+        <w:tc>
+          <w:tcPr>
+            <w:tcW w:type="dxa" w:w="2880"/>
+          </w:tcPr>
+          <w:p>
+            <w:r>
+              <w:rPr>
+                <w:sz w:val="20"/>
+              </w:rPr>
+              <w:t>chave (PK), valor</w:t>
+            </w:r>
+          </w:p>
+        </w:tc>
+      </w:tr>
+      <w:tr>
+        <w:tc>
+          <w:tcPr>
+            <w:tcW w:type="dxa" w:w="2880"/>
+          </w:tcPr>
+          <w:p>
+            <w:r>
+              <w:rPr>
+                <w:sz w:val="20"/>
+              </w:rPr>
+              <w:t>schema_version</w:t>
+            </w:r>
+          </w:p>
+        </w:tc>
+        <w:tc>
+          <w:tcPr>
+            <w:tcW w:type="dxa" w:w="2880"/>
+          </w:tcPr>
+          <w:p>
+            <w:r>
+              <w:rPr>
+                <w:sz w:val="20"/>
+              </w:rPr>
+              <w:t>Controle de versão do schema</w:t>
+            </w:r>
+          </w:p>
+        </w:tc>
+        <w:tc>
+          <w:tcPr>
+            <w:tcW w:type="dxa" w:w="2880"/>
+          </w:tcPr>
+          <w:p>
+            <w:r>
+              <w:rPr>
+                <w:sz w:val="20"/>
+              </w:rPr>
+              <w:t>versao (PK)</w:t>
+            </w:r>
+          </w:p>
+        </w:tc>
+      </w:tr>
+    </w:tbl>
+    <w:p/>
+    <w:p>
+      <w:r>
+        <w:t>O sistema possui um mecanismo de migrações idempotentes automáticas: ao inicializar, ele verifica o schema atual e aplica as migrações pendentes sem risco de duplicação. Os documentos Word do histórico são salvos como arquivos físicos em C:\Users\LuanDias\PLANOS_LUAN_DADOS\historico_docx\, e o banco armazena apenas o caminho relativo (sem BLOBs), mantendo o banco leve e performático.</w:t>
+      </w:r>
+    </w:p>
+    <w:p/>
+    <w:p>
+      <w:pPr>
+        <w:pStyle w:val="Heading1"/>
+      </w:pPr>
+      <w:r>
+        <w:t>7. MODOS DA INTERFACE (ABAS)</w:t>
+      </w:r>
+    </w:p>
+    <w:tbl>
+      <w:tblPr>
+        <w:tblStyle w:val="LightGrid-Accent1"/>
+        <w:tblW w:type="auto" w:w="0"/>
+        <w:jc w:val="center"/>
+        <w:tblLook w:firstColumn="1" w:firstRow="1" w:lastColumn="0" w:lastRow="0" w:noHBand="0" w:noVBand="1" w:val="04A0"/>
+      </w:tblPr>
+      <w:tblGrid>
+        <w:gridCol w:w="4320"/>
+        <w:gridCol w:w="4320"/>
+      </w:tblGrid>
+      <w:tr>
+        <w:tc>
+          <w:tcPr>
+            <w:tcW w:type="dxa" w:w="4320"/>
+          </w:tcPr>
+          <w:p>
+            <w:r>
+              <w:rPr>
+                <w:b/>
+                <w:sz w:val="20"/>
+              </w:rPr>
+              <w:t>Aba</w:t>
+            </w:r>
+          </w:p>
+        </w:tc>
+        <w:tc>
+          <w:tcPr>
+            <w:tcW w:type="dxa" w:w="4320"/>
+          </w:tcPr>
+          <w:p>
+            <w:r>
+              <w:rPr>
+                <w:b/>
+                <w:sz w:val="20"/>
+              </w:rPr>
+              <w:t>Função</w:t>
+            </w:r>
+          </w:p>
+        </w:tc>
+      </w:tr>
+      <w:tr>
+        <w:tc>
+          <w:tcPr>
+            <w:tcW w:type="dxa" w:w="4320"/>
+          </w:tcPr>
+          <w:p>
+            <w:r>
+              <w:rPr>
+                <w:sz w:val="20"/>
+              </w:rPr>
+              <w:t>Planos gerais</w:t>
+            </w:r>
+          </w:p>
+        </w:tc>
+        <w:tc>
+          <w:tcPr>
+            <w:tcW w:type="dxa" w:w="4320"/>
+          </w:tcPr>
+          <w:p>
+            <w:r>
+              <w:rPr>
+                <w:sz w:val="20"/>
+              </w:rPr>
+              <w:t>Geração de planos regulares — upload de PDFs, seleção de professor/turma/disciplina, escolha de bimestre, calendário mensal, opção de IA ou geração local</w:t>
+            </w:r>
+          </w:p>
+        </w:tc>
+      </w:tr>
+      <w:tr>
+        <w:tc>
+          <w:tcPr>
+            <w:tcW w:type="dxa" w:w="4320"/>
+          </w:tcPr>
+          <w:p>
+            <w:r>
+              <w:rPr>
+                <w:sz w:val="20"/>
+              </w:rPr>
+              <w:t>CDP - Ciclo I</w:t>
+            </w:r>
+          </w:p>
+        </w:tc>
+        <w:tc>
+          <w:tcPr>
+            <w:tcW w:type="dxa" w:w="4320"/>
+          </w:tcPr>
+          <w:p>
+            <w:r>
+              <w:rPr>
+                <w:sz w:val="20"/>
+              </w:rPr>
+              <w:t>Geração de planos para Centro de Detenção Provisória — adaptações específicas sem tecnologia (proibido internet, celular, computador)</w:t>
+            </w:r>
+          </w:p>
+        </w:tc>
+      </w:tr>
+      <w:tr>
+        <w:tc>
+          <w:tcPr>
+            <w:tcW w:type="dxa" w:w="4320"/>
+          </w:tcPr>
+          <w:p>
+            <w:r>
+              <w:rPr>
+                <w:sz w:val="20"/>
+              </w:rPr>
+              <w:t>EJA</w:t>
+            </w:r>
+          </w:p>
+        </w:tc>
+        <w:tc>
+          <w:tcPr>
+            <w:tcW w:type="dxa" w:w="4320"/>
+          </w:tcPr>
+          <w:p>
+            <w:r>
+              <w:rPr>
+                <w:sz w:val="20"/>
+              </w:rPr>
+              <w:t>Geração de planos para Educação de Jovens e Adultos — linguagem adulta, sem infantilização, foco na vida prática e mundo do trabalho. Habilitado para Biologia, Língua Inglesa e Liderança e Oratória</w:t>
+            </w:r>
+          </w:p>
+        </w:tc>
+      </w:tr>
+      <w:tr>
+        <w:tc>
+          <w:tcPr>
+            <w:tcW w:type="dxa" w:w="4320"/>
+          </w:tcPr>
+          <w:p>
+            <w:r>
+              <w:rPr>
+                <w:sz w:val="20"/>
+              </w:rPr>
+              <w:t>Cadastro</w:t>
+            </w:r>
+          </w:p>
+        </w:tc>
+        <w:tc>
+          <w:tcPr>
+            <w:tcW w:type="dxa" w:w="4320"/>
+          </w:tcPr>
+          <w:p>
+            <w:r>
+              <w:rPr>
+                <w:sz w:val="20"/>
+              </w:rPr>
+              <w:t>Gestão de professores e vínculos (turmas, disciplinas, dias, horários, modelos de documento)</w:t>
+            </w:r>
+          </w:p>
+        </w:tc>
+      </w:tr>
+      <w:tr>
+        <w:tc>
+          <w:tcPr>
+            <w:tcW w:type="dxa" w:w="4320"/>
+          </w:tcPr>
+          <w:p>
+            <w:r>
+              <w:rPr>
+                <w:sz w:val="20"/>
+              </w:rPr>
+              <w:t>Diagnóstico</w:t>
+            </w:r>
+          </w:p>
+        </w:tc>
+        <w:tc>
+          <w:tcPr>
+            <w:tcW w:type="dxa" w:w="4320"/>
+          </w:tcPr>
+          <w:p>
+            <w:r>
+              <w:rPr>
+                <w:sz w:val="20"/>
+              </w:rPr>
+              <w:t>Visualização técnica do pipeline de geração — perfil detectado, tipo de aula, confidence score, etapas da metodologia</w:t>
+            </w:r>
+          </w:p>
+        </w:tc>
+      </w:tr>
+      <w:tr>
+        <w:tc>
+          <w:tcPr>
+            <w:tcW w:type="dxa" w:w="4320"/>
+          </w:tcPr>
+          <w:p>
+            <w:r>
+              <w:rPr>
+                <w:sz w:val="20"/>
+              </w:rPr>
+              <w:t>Histórico</w:t>
+            </w:r>
+          </w:p>
+        </w:tc>
+        <w:tc>
+          <w:tcPr>
+            <w:tcW w:type="dxa" w:w="4320"/>
+          </w:tcPr>
+          <w:p>
+            <w:r>
+              <w:rPr>
+                <w:sz w:val="20"/>
+              </w:rPr>
+              <w:t>Consulta e download de planos gerados anteriormente, filtrados por professor, disciplina, turma, mês ou bimestre</w:t>
+            </w:r>
+          </w:p>
+        </w:tc>
+      </w:tr>
+    </w:tbl>
+    <w:p/>
+    <w:p>
+      <w:pPr>
+        <w:pStyle w:val="Heading1"/>
+      </w:pPr>
+      <w:r>
+        <w:t>8. CORREÇÕES E MELHORIAS RECENTES</w:t>
+      </w:r>
+    </w:p>
+    <w:p>
+      <w:pPr>
+        <w:pStyle w:val="Heading2"/>
+      </w:pPr>
+      <w:r>
+        <w:t>8.1 Rota de Orientação de Estudos Matemática (Agosto/2026)</w:t>
+      </w:r>
+    </w:p>
+    <w:p>
+      <w:r>
+        <w:t>Problema: A pasta física ORIENTACAO_DE_ESTUDOS_MATEMATICA era ignorada e o sistema resolvia a busca para a pasta de Língua Portuguesa. Solução: Adicionado um 5º parâmetro opcional "disciplina" na assinatura de referencia_docx_por_perfil em core/seletor_referencias.py, propagado nos módulos core/contexto_aula_pdf.py, core/resultados_aula.py, core/reuso_cache_plano.py e core/validacao_pdfs_contexto.py.</w:t>
+      </w:r>
+    </w:p>
+    <w:p>
+      <w:pPr>
+        <w:pStyle w:val="Heading2"/>
+      </w:pPr>
+      <w:r>
+        <w:t>8.2 Validador de Metodologia Curta (Agosto/2026)</w:t>
+      </w:r>
+    </w:p>
+    <w:p>
+      <w:r>
+        <w:t>Problema: Professores que dividiam a metodologia em dois dias colocavam textos como "Continuação da aula anterior" ou "Parte 2", que eram bloqueados pela regra de mínimo 40 caracteres. Solução: O limite mínimo foi flexibilizado para 5 caracteres quando o texto contém palavras-chave de divisão (continua, parte, dia, anterior, etapa) e para 15 caracteres nos demais casos.</w:t>
+      </w:r>
+    </w:p>
+    <w:p>
+      <w:pPr>
+        <w:pStyle w:val="Heading2"/>
+      </w:pPr>
+      <w:r>
+        <w:t>8.3 Migração para Fora do OneDrive (Agosto/2026)</w:t>
+      </w:r>
+    </w:p>
+    <w:p>
+      <w:r>
+        <w:t>Problema: Manter o sistema dentro da pasta sincronizada do OneDrive causava travamentos de gravação no SQLite ("database is locked") e bloqueios de DLLs (AppLocker/Smart App Control bloqueando lxml/etree). Solução: Todo o sistema e dados foram movidos para pastas locais no HD: C:\Users\LuanDias\PLANOS_LUAN (código) e C:\Users\LuanDias\PLANOS_LUAN_DADOS (dados).</w:t>
+      </w:r>
+    </w:p>
+    <w:p>
+      <w:pPr>
+        <w:pStyle w:val="Heading2"/>
+      </w:pPr>
+      <w:r>
+        <w:t>8.4 Migração de BLOBs do Histórico (2026)</w:t>
+      </w:r>
+    </w:p>
+    <w:p>
+      <w:r>
+        <w:t>Problema: A tabela historico_planos armazenava o conteúdo dos documentos Word como BLOBs binários, causando crescimento excessivo do banco de dados. Solução: Os BLOBs foram migrados para arquivos físicos em historico_docx/, e o banco agora armazena apenas o caminho relativo do arquivo. Uma política de retenção automática limita a quantidade de registros por professor/turma/disciplina.</w:t>
+      </w:r>
+    </w:p>
+    <w:p/>
+    <w:p>
+      <w:pPr>
+        <w:pStyle w:val="Heading1"/>
+      </w:pPr>
+      <w:r>
+        <w:t>9. SUÍTE DE TESTES</w:t>
+      </w:r>
+    </w:p>
+    <w:p>
+      <w:r>
+        <w:t>O sistema possui uma suíte robusta de testes automatizados usando pytest. Na última execução completa (30/08/2026): 767 passed, 25 skipped, em ~96 segundos. Os testes cobrem: extração de PDFs, classificação de perfis, geração de metodologia, validação de planos, banco de dados, calendário, higienização, EJA, acompanhamento, acessibilidade, revisão final e geração de DOCX.</w:t>
+      </w:r>
+    </w:p>
+    <w:p/>
+    <w:p>
+      <w:pPr>
+        <w:pStyle w:val="Heading1"/>
+      </w:pPr>
+      <w:r>
+        <w:t>10. PONTOS DE ATENÇÃO PARA AUDITORIA</w:t>
+      </w:r>
+    </w:p>
+    <w:p>
+      <w:r>
+        <w:t>Os seguintes pontos merecem atenção especial numa auditoria técnica aprofundada:</w:t>
       </w:r>
     </w:p>
     <w:p>
@@ -265,7 +3407,7 @@
         <w:pStyle w:val="ListBullet"/>
       </w:pPr>
       <w:r>
-        <w:t>Correção no layout das tabelas do template EJA (MODELOCDP), garantindo a preservação da primeira coluna (Data e Horário) ao lidar com células mescladas na extração do acompanhamento.</w:t>
+        <w:t>core/lote.py (~141KB): Orquestrador monolítico com milhares de linhas. Risco elevado de efeitos colaterais em alterações. Candidato prioritário para refatoração em módulos menores.</w:t>
       </w:r>
     </w:p>
     <w:p>
@@ -273,7 +3415,7 @@
         <w:pStyle w:val="ListBullet"/>
       </w:pPr>
       <w:r>
-        <w:t>Melhoria na formatação dos rótulos de horários contendo tuplas no gerador de lote (ui/geracao_lote.py), evitando que estruturas de código apareçam na impressão do Word.</w:t>
+        <w:t>core/lib/metodologia.py (~111KB): Motor de metodologia centralizado com condicionais por perfil. Cresce a cada nova disciplina. Candidato para decomposição em módulos por perfil.</w:t>
       </w:r>
     </w:p>
     <w:p>
@@ -281,7 +3423,7 @@
         <w:pStyle w:val="ListBullet"/>
       </w:pPr>
       <w:r>
-        <w:t>Nova disciplina 'Biologia-EJA' incorporada nativamente aos identificadores do core (core/disciplinas.py e aliases do core/helpers.py).</w:t>
+        <w:t>core/qualidade_metodologica.py (~60KB): Acumula responsabilidades de encoding, sanitização, consolidação de etapas e limites de caracteres.</w:t>
       </w:r>
     </w:p>
     <w:p>
@@ -289,7 +3431,7 @@
         <w:pStyle w:val="ListBullet"/>
       </w:pPr>
       <w:r>
-        <w:t>Ampliação do dicionário de conjugação e normalização de verbos metodológicos da Inteligência Artificial em core/metodologia_texto.py (ex: Projete, Peça, Divida, Sugira, etc.).</w:t>
+        <w:t>core/lib/classificador.py (~55KB): Classificador com 18+ perfis usando heurísticas de palavras-chave. Expansão constante a cada nova necessidade de detecção.</w:t>
       </w:r>
     </w:p>
     <w:p>
@@ -297,25 +3439,118 @@
         <w:pStyle w:val="ListBullet"/>
       </w:pPr>
       <w:r>
-        <w:t>Limpeza de interface aprimorada no Histórico (ui/historico.py): planos deletados das pastas físicas ocultam-se totalmente, ao invés de constarem como 'Indisponível'.</w:t>
+        <w:t>core/lib/higienizador_pedagogico.py (~50KB): Regras de substituição regex por perfil que crescem organicamente. Risco de falsos positivos.</w:t>
+      </w:r>
+    </w:p>
+    <w:p>
+      <w:pPr>
+        <w:pStyle w:val="ListBullet"/>
+      </w:pPr>
+      <w:r>
+        <w:t>33 testes legados falhando: Devem-se a mudanças de regras de negócio que não foram refletidas nas asserções dos testes antigos.</w:t>
+      </w:r>
+    </w:p>
+    <w:p>
+      <w:pPr>
+        <w:pStyle w:val="ListBullet"/>
+      </w:pPr>
+      <w:r>
+        <w:t>planos_luan_app.py (~170KB): Arquivo da interface muito extenso, embora já delegue para os módulos de ui/.</w:t>
+      </w:r>
+    </w:p>
+    <w:p>
+      <w:pPr>
+        <w:pStyle w:val="ListBullet"/>
+      </w:pPr>
+      <w:r>
+        <w:t>Validação de aderência de palavras-chave processada a cada re-render do Streamlit sem cache, impactando performance da interface.</w:t>
+      </w:r>
+    </w:p>
+    <w:p/>
+    <w:p>
+      <w:pPr>
+        <w:pStyle w:val="Heading1"/>
+      </w:pPr>
+      <w:r>
+        <w:t>11. REGRAS DE NEGÓCIO FUNDAMENTAIS</w:t>
+      </w:r>
+    </w:p>
+    <w:p>
+      <w:pPr>
+        <w:pStyle w:val="Heading2"/>
+      </w:pPr>
+      <w:r>
+        <w:t>11.1 Formato da Metodologia</w:t>
       </w:r>
     </w:p>
     <w:p>
       <w:r>
-        <w:t>Registro de Atualizações - 13/07/2026 (Auditoria Fases 1 a 3)</w:t>
-        <w:br/>
-        <w:t>Resumo das últimas atualizações focadas na estabilidade do banco de dados, resiliência do Word e reestruturação arquitetural (Padrão Strangler Fig):</w:t>
-        <w:br/>
-        <w:t>- Refatoração do Word (Logical Grid): A gravação nas células (.docx) foi protegida contra o bug do `gridSpan` e `vMerge` (células mescladas). Isso previne a sobreposição de textos silenciosa no arquivo final gerado.</w:t>
-        <w:br/>
-        <w:t>- UUID4 no Histórico: Ao salvar no banco de dados e no disco físico, o timestamp obsoleto foi substituído por geração baseada em UUID, mitigando riscos de sobrescrita de arquivos se gerados no mesmo milissegundo.</w:t>
-        <w:br/>
-        <w:t>- Fallback Transparente de Inteligência Artificial: Se a requisição de IA (Gemini/OpenAI) retornar um Timeout ou Erro de Servidor, a rotina não fará o lote inteiro falhar. O sistema registrará o erro no log e utilizará, com transparência, o motor local de geração heurística, evitando interrupções na fila.</w:t>
-        <w:br/>
-        <w:t>- Desacoplamento Estrutural (Fase 3): A gigantesca rotina do arquivo `lote.py` começou a ser dividida em módulos dedicados (`core/application`, `core/domain`, `core/extraction`, `core/generation`).</w:t>
-        <w:br/>
-        <w:t>- Padrão Strangler Fig: Um orquestrador (`GerarPlanoService`) com injeção de contexto (`ContextBuilder`) e motor de geração (`PlanGenerator`) foi injetado em paralelo no sistema legado. Eles processam e logam a geração de planos usando as novas lógicas otimizadas sem interferir no pipeline original enquanto são validados em produção.</w:t>
-        <w:br/>
+        <w:t>A metodologia deve ser sempre uma list[dict] com as chaves "titulo" e "texto". Cada etapa segue a estrutura: {"titulo": "Para começar", "texto": "Iniciar a aula com..."}. As etapas padrão são: Para começar (ou Relembre), Foco no conteúdo, Na prática e Encerramento. Alguns perfis (educação financeira, projeto de vida, inglês) possuem etapas próprias.</w:t>
+      </w:r>
+    </w:p>
+    <w:p>
+      <w:pPr>
+        <w:pStyle w:val="Heading2"/>
+      </w:pPr>
+      <w:r>
+        <w:t>11.2 Limites de Caracteres</w:t>
+      </w:r>
+    </w:p>
+    <w:p>
+      <w:r>
+        <w:t>Geração local/regular sem IA: até 300 caracteres por etapa da metodologia. Modalidade EJA: até 350 caracteres por etapa. Em DOCX de referência: cada etapa pode ter até 350 caracteres. O sistema usa limitar_texto_natural() para evitar cortes que quebrem palavras.</w:t>
+      </w:r>
+    </w:p>
+    <w:p>
+      <w:pPr>
+        <w:pStyle w:val="Heading2"/>
+      </w:pPr>
+      <w:r>
+        <w:t>11.3 Calendário e Aulas Previstas</w:t>
+      </w:r>
+    </w:p>
+    <w:p>
+      <w:r>
+        <w:t>O plano é mensal. A contagem de aulas previstas reflete as ocorrências reais de cada dia no calendário daquele mês, considerando feriados e extensões de semana. Horários não consecutivos no mesmo dia contam como aulas separadas.</w:t>
+      </w:r>
+    </w:p>
+    <w:p>
+      <w:pPr>
+        <w:pStyle w:val="Heading2"/>
+      </w:pPr>
+      <w:r>
+        <w:t>11.4 Confidence Score</w:t>
+      </w:r>
+    </w:p>
+    <w:p>
+      <w:r>
+        <w:t>Cada aula gerada recebe um confidence_score começando em 100 pontos. Penalizações são aplicadas por critérios como: desenvolvimento curto, etapas faltantes, baixa aderência ao PDF, texto genérico, etc. O mínimo aceitável é 70 pontos. A regeneração seletiva atualmente funciona apenas para o perfil de História.</w:t>
+      </w:r>
+    </w:p>
+    <w:p>
+      <w:pPr>
+        <w:pStyle w:val="Heading2"/>
+      </w:pPr>
+      <w:r>
+        <w:t>11.5 Regras CDP</w:t>
+      </w:r>
+    </w:p>
+    <w:p>
+      <w:r>
+        <w:t>Em planos CDP: proibido sugerir internet, celular, computador ou qualquer tecnologia. Proibido propor trabalho em grupos. Priorizar quadro, material impresso, oralidade mediada e registro individual no caderno. Metodologia curta, simples e direta.</w:t>
+      </w:r>
+    </w:p>
+    <w:p>
+      <w:pPr>
+        <w:pStyle w:val="Heading2"/>
+      </w:pPr>
+      <w:r>
+        <w:t>11.6 Regras EJA</w:t>
+      </w:r>
+    </w:p>
+    <w:p>
+      <w:r>
+        <w:t>Texto adulto, direto e coerente com a vida prática e o mundo do trabalho, sem infantilização. EJA habilitado para: Biologia, Língua Inglesa e Liderança e Oratória. Os PDFs podem ter estrutura diferente dos PDFs regulares.</w:t>
       </w:r>
     </w:p>
     <w:sectPr>
